--- a/CorpLnE/LL4489V Corporate Law and Economics Syllabus.docx
+++ b/CorpLnE/LL4489V Corporate Law and Economics Syllabus.docx
@@ -1243,10 +1243,20 @@
           <w:rFonts w:ascii="Garamond" w:eastAsia="Times New Roman" w:hAnsi="Garamond" w:cs="Times New Roman"/>
           <w:bCs/>
           <w:kern w:val="0"/>
-          <w:lang w:val="en-US"/>
-          <w14:ligatures w14:val="none"/>
-        </w:rPr>
-        <w:t xml:space="preserve">Fama, Eugene F., and Michael C. Jensen. “Separation of Ownership and Control.” </w:t>
+          <w:lang w:val="nb-NO"/>
+          <w14:ligatures w14:val="none"/>
+        </w:rPr>
+        <w:t xml:space="preserve">Fama, Eugene F., and Michael C. Jensen. </w:t>
+      </w:r>
+      <w:r>
+        <w:rPr>
+          <w:rFonts w:ascii="Garamond" w:eastAsia="Times New Roman" w:hAnsi="Garamond" w:cs="Times New Roman"/>
+          <w:bCs/>
+          <w:kern w:val="0"/>
+          <w:lang w:val="en-US"/>
+          <w14:ligatures w14:val="none"/>
+        </w:rPr>
+        <w:t xml:space="preserve">“Separation of Ownership and Control.” </w:t>
       </w:r>
       <w:r>
         <w:rPr>
@@ -1359,69 +1369,78 @@
           <w:lang w:val="en-US"/>
           <w14:ligatures w14:val="none"/>
         </w:rPr>
-        <w:t>Khoo, Kenneth. “The Law and Economics of Shareholder Ideology” (2022), Working Paper. (</w:t>
-      </w:r>
-      <w:proofErr w:type="gramStart"/>
-      <w:r>
-        <w:rPr>
-          <w:rFonts w:ascii="Garamond" w:eastAsia="Times New Roman" w:hAnsi="Garamond" w:cs="Times New Roman"/>
-          <w:kern w:val="0"/>
-          <w:lang w:val="en-US"/>
-          <w14:ligatures w14:val="none"/>
-        </w:rPr>
-        <w:t>pp</w:t>
-      </w:r>
-      <w:proofErr w:type="gramEnd"/>
-      <w:r>
-        <w:rPr>
-          <w:rFonts w:ascii="Garamond" w:eastAsia="Times New Roman" w:hAnsi="Garamond" w:cs="Times New Roman"/>
-          <w:kern w:val="0"/>
-          <w:lang w:val="en-US"/>
-          <w14:ligatures w14:val="none"/>
-        </w:rPr>
-        <w:t>. 3-17)</w:t>
-      </w:r>
-    </w:p>
-    <w:p>
-      <w:pPr>
-        <w:widowControl w:val="0"/>
-        <w:numPr>
-          <w:ilvl w:val="0"/>
-          <w:numId w:val="19"/>
-        </w:numPr>
-        <w:autoSpaceDE w:val="0"/>
-        <w:autoSpaceDN w:val="0"/>
-        <w:adjustRightInd w:val="0"/>
-        <w:spacing w:after="0" w:line="240" w:lineRule="auto"/>
-        <w:jc w:val="both"/>
-        <w:rPr>
-          <w:rFonts w:ascii="Garamond" w:eastAsia="Times New Roman" w:hAnsi="Garamond" w:cs="Times New Roman"/>
-          <w:bCs/>
-          <w:kern w:val="0"/>
-          <w:lang w:val="en-US"/>
-          <w14:ligatures w14:val="none"/>
-        </w:rPr>
-      </w:pPr>
-      <w:r>
-        <w:rPr>
-          <w:rFonts w:ascii="Garamond" w:eastAsia="Times New Roman" w:hAnsi="Garamond" w:cs="Times New Roman"/>
-          <w:bCs/>
-          <w:kern w:val="0"/>
-          <w:lang w:val="en-US"/>
-          <w14:ligatures w14:val="none"/>
-        </w:rPr>
-        <w:t xml:space="preserve">Tjio, Hans, Pearlie Koh, and Pey-Woan Lee. </w:t>
-      </w:r>
-      <w:r>
-        <w:rPr>
-          <w:rFonts w:ascii="Garamond" w:eastAsia="Times New Roman" w:hAnsi="Garamond" w:cs="Times New Roman"/>
-          <w:bCs/>
+        <w:t xml:space="preserve">Khoo, Kenneth. “The Law and Economics of Shareholder Ideology” (2022), </w:t>
+      </w:r>
+      <w:r>
+        <w:rPr>
+          <w:rFonts w:ascii="Garamond" w:eastAsia="Times New Roman" w:hAnsi="Garamond" w:cs="Times New Roman"/>
+          <w:kern w:val="0"/>
+          <w:lang w:val="en-US"/>
+          <w14:ligatures w14:val="none"/>
+        </w:rPr>
+        <w:t xml:space="preserve">Forthcoming, </w:t>
+      </w:r>
+      <w:r>
+        <w:rPr>
+          <w:rFonts w:ascii="Garamond" w:eastAsia="Times New Roman" w:hAnsi="Garamond" w:cs="Times New Roman"/>
           <w:i/>
           <w:iCs/>
           <w:kern w:val="0"/>
           <w:lang w:val="en-US"/>
           <w14:ligatures w14:val="none"/>
         </w:rPr>
+        <w:t>European Business Organization Law Review</w:t>
+      </w:r>
+      <w:r>
+        <w:rPr>
+          <w:rFonts w:ascii="Garamond" w:eastAsia="Times New Roman" w:hAnsi="Garamond" w:cs="Times New Roman"/>
+          <w:kern w:val="0"/>
+          <w:lang w:val="en-US"/>
+          <w14:ligatures w14:val="none"/>
+        </w:rPr>
+        <w:t>. (pp. 3-17)</w:t>
+      </w:r>
+    </w:p>
+    <w:p>
+      <w:pPr>
+        <w:widowControl w:val="0"/>
+        <w:numPr>
+          <w:ilvl w:val="0"/>
+          <w:numId w:val="19"/>
+        </w:numPr>
+        <w:autoSpaceDE w:val="0"/>
+        <w:autoSpaceDN w:val="0"/>
+        <w:adjustRightInd w:val="0"/>
+        <w:spacing w:after="0" w:line="240" w:lineRule="auto"/>
+        <w:jc w:val="both"/>
+        <w:rPr>
+          <w:rFonts w:ascii="Garamond" w:eastAsia="Times New Roman" w:hAnsi="Garamond" w:cs="Times New Roman"/>
+          <w:bCs/>
+          <w:kern w:val="0"/>
+          <w:lang w:val="en-US"/>
+          <w14:ligatures w14:val="none"/>
+        </w:rPr>
+      </w:pPr>
+      <w:r>
+        <w:rPr>
+          <w:rFonts w:ascii="Garamond" w:eastAsia="Times New Roman" w:hAnsi="Garamond" w:cs="Times New Roman"/>
+          <w:bCs/>
+          <w:kern w:val="0"/>
+          <w:lang w:val="en-US"/>
+          <w14:ligatures w14:val="none"/>
+        </w:rPr>
+        <w:t xml:space="preserve">Tjio, Hans, Pearlie Koh, and Pey-Woan Lee. </w:t>
+      </w:r>
+      <w:r>
+        <w:rPr>
+          <w:rFonts w:ascii="Garamond" w:eastAsia="Times New Roman" w:hAnsi="Garamond" w:cs="Times New Roman"/>
+          <w:bCs/>
+          <w:i/>
+          <w:iCs/>
+          <w:kern w:val="0"/>
+          <w:lang w:val="en-US"/>
+          <w14:ligatures w14:val="none"/>
+        </w:rPr>
         <w:t>Corporate Law</w:t>
       </w:r>
       <w:r>
@@ -1901,29 +1920,7 @@
           <w:lang w:val="en-US"/>
           <w14:ligatures w14:val="none"/>
         </w:rPr>
-        <w:t>. MIT Press, 2004. (</w:t>
-      </w:r>
-      <w:proofErr w:type="gramStart"/>
-      <w:r>
-        <w:rPr>
-          <w:rFonts w:ascii="Garamond" w:eastAsia="Times New Roman" w:hAnsi="Garamond" w:cs="Times New Roman"/>
-          <w:bCs/>
-          <w:kern w:val="0"/>
-          <w:lang w:val="en-US"/>
-          <w14:ligatures w14:val="none"/>
-        </w:rPr>
-        <w:t>pp</w:t>
-      </w:r>
-      <w:proofErr w:type="gramEnd"/>
-      <w:r>
-        <w:rPr>
-          <w:rFonts w:ascii="Garamond" w:eastAsia="Times New Roman" w:hAnsi="Garamond" w:cs="Times New Roman"/>
-          <w:bCs/>
-          <w:kern w:val="0"/>
-          <w:lang w:val="en-US"/>
-          <w14:ligatures w14:val="none"/>
-        </w:rPr>
-        <w:t>. 1-43</w:t>
+        <w:t>. MIT Press, 2004. (pp. 1-43</w:t>
       </w:r>
       <w:proofErr w:type="gramStart"/>
       <w:r>
@@ -2476,29 +2473,7 @@
           <w:lang w:val="en-US"/>
           <w14:ligatures w14:val="none"/>
         </w:rPr>
-        <w:t>. MIT Press, 2004. (</w:t>
-      </w:r>
-      <w:proofErr w:type="gramStart"/>
-      <w:r>
-        <w:rPr>
-          <w:rFonts w:ascii="Garamond" w:eastAsia="Times New Roman" w:hAnsi="Garamond" w:cs="Times New Roman"/>
-          <w:bCs/>
-          <w:kern w:val="0"/>
-          <w:lang w:val="en-US"/>
-          <w14:ligatures w14:val="none"/>
-        </w:rPr>
-        <w:t>pp</w:t>
-      </w:r>
-      <w:proofErr w:type="gramEnd"/>
-      <w:r>
-        <w:rPr>
-          <w:rFonts w:ascii="Garamond" w:eastAsia="Times New Roman" w:hAnsi="Garamond" w:cs="Times New Roman"/>
-          <w:bCs/>
-          <w:kern w:val="0"/>
-          <w:lang w:val="en-US"/>
-          <w14:ligatures w14:val="none"/>
-        </w:rPr>
-        <w:t>. 487-515</w:t>
+        <w:t>. MIT Press, 2004. (pp. 487-515</w:t>
       </w:r>
       <w:proofErr w:type="gramStart"/>
       <w:r>
@@ -2725,27 +2700,7 @@
           <w:lang w:val="en-US"/>
           <w14:ligatures w14:val="none"/>
         </w:rPr>
-        <w:t>Khoo, Kenneth, “The Law and Economics of Shareholder Ideology” (2022), Working Paper. (</w:t>
-      </w:r>
-      <w:proofErr w:type="gramStart"/>
-      <w:r>
-        <w:rPr>
-          <w:rFonts w:ascii="Garamond" w:eastAsia="Times New Roman" w:hAnsi="Garamond" w:cs="Times New Roman"/>
-          <w:kern w:val="0"/>
-          <w:lang w:val="en-US"/>
-          <w14:ligatures w14:val="none"/>
-        </w:rPr>
-        <w:t>pp</w:t>
-      </w:r>
-      <w:proofErr w:type="gramEnd"/>
-      <w:r>
-        <w:rPr>
-          <w:rFonts w:ascii="Garamond" w:eastAsia="Times New Roman" w:hAnsi="Garamond" w:cs="Times New Roman"/>
-          <w:kern w:val="0"/>
-          <w:lang w:val="en-US"/>
-          <w14:ligatures w14:val="none"/>
-        </w:rPr>
-        <w:t>. 17-</w:t>
+        <w:t>Khoo, Kenneth, “The Law and Economics of Shareholder Ideology” (2022), Working Paper. (pp. 17-</w:t>
       </w:r>
       <w:proofErr w:type="gramStart"/>
       <w:r>
@@ -3180,10 +3135,19 @@
         <w:rPr>
           <w:rFonts w:ascii="Garamond" w:eastAsia="Times New Roman" w:hAnsi="Garamond" w:cs="Times New Roman"/>
           <w:kern w:val="0"/>
-          <w:lang w:val="en-US"/>
-          <w14:ligatures w14:val="none"/>
-        </w:rPr>
-        <w:t xml:space="preserve">Hansmann, Henry, and Reinier Kraakman. “The essential role of organizational law.” </w:t>
+          <w:lang w:val="nb-NO"/>
+          <w14:ligatures w14:val="none"/>
+        </w:rPr>
+        <w:t xml:space="preserve">Hansmann, Henry, and Reinier Kraakman. </w:t>
+      </w:r>
+      <w:r>
+        <w:rPr>
+          <w:rFonts w:ascii="Garamond" w:eastAsia="Times New Roman" w:hAnsi="Garamond" w:cs="Times New Roman"/>
+          <w:kern w:val="0"/>
+          <w:lang w:val="en-US"/>
+          <w14:ligatures w14:val="none"/>
+        </w:rPr>
+        <w:t xml:space="preserve">“The essential role of organizational law.” </w:t>
       </w:r>
       <w:r>
         <w:rPr>
@@ -3289,10 +3253,19 @@
         <w:rPr>
           <w:rFonts w:ascii="Garamond" w:eastAsia="Times New Roman" w:hAnsi="Garamond" w:cs="Times New Roman"/>
           <w:kern w:val="0"/>
-          <w:lang w:val="en-US"/>
-          <w14:ligatures w14:val="none"/>
-        </w:rPr>
-        <w:t xml:space="preserve">Eldar, Ofer, and Andrew Verstein. “The Enduring Distinction Between Business Entities and Security Interests.” </w:t>
+          <w:lang w:val="nb-NO"/>
+          <w14:ligatures w14:val="none"/>
+        </w:rPr>
+        <w:t xml:space="preserve">Eldar, Ofer, and Andrew Verstein. </w:t>
+      </w:r>
+      <w:r>
+        <w:rPr>
+          <w:rFonts w:ascii="Garamond" w:eastAsia="Times New Roman" w:hAnsi="Garamond" w:cs="Times New Roman"/>
+          <w:kern w:val="0"/>
+          <w:lang w:val="en-US"/>
+          <w14:ligatures w14:val="none"/>
+        </w:rPr>
+        <w:t xml:space="preserve">“The Enduring Distinction Between Business Entities and Security Interests.” </w:t>
       </w:r>
       <w:r>
         <w:rPr>
@@ -4064,29 +4037,16 @@
           <w14:ligatures w14:val="none"/>
         </w:rPr>
       </w:pPr>
-      <w:proofErr w:type="spellStart"/>
       <w:r>
         <w:rPr>
           <w:rFonts w:ascii="Garamond" w:eastAsia="Times New Roman" w:hAnsi="Garamond" w:cs="Arial"/>
           <w:color w:val="000000"/>
           <w:kern w:val="0"/>
           <w:shd w:val="clear" w:color="auto" w:fill="FFFFFF"/>
-          <w:lang w:val="en-US"/>
-          <w14:ligatures w14:val="none"/>
-        </w:rPr>
-        <w:t>Admati</w:t>
-      </w:r>
-      <w:proofErr w:type="spellEnd"/>
-      <w:r>
-        <w:rPr>
-          <w:rFonts w:ascii="Garamond" w:eastAsia="Times New Roman" w:hAnsi="Garamond" w:cs="Arial"/>
-          <w:color w:val="000000"/>
-          <w:kern w:val="0"/>
-          <w:shd w:val="clear" w:color="auto" w:fill="FFFFFF"/>
-          <w:lang w:val="en-US"/>
-          <w14:ligatures w14:val="none"/>
-        </w:rPr>
-        <w:t xml:space="preserve">, Anat R., and Paul Pfleiderer. </w:t>
+          <w:lang w:val="nb-NO"/>
+          <w14:ligatures w14:val="none"/>
+        </w:rPr>
+        <w:t xml:space="preserve">Admati, Anat R., and Paul Pfleiderer. </w:t>
       </w:r>
       <w:r>
         <w:rPr>
@@ -4151,25 +4111,23 @@
           <w14:ligatures w14:val="none"/>
         </w:rPr>
       </w:pPr>
-      <w:proofErr w:type="spellStart"/>
-      <w:r>
-        <w:rPr>
-          <w:rFonts w:ascii="Garamond" w:eastAsia="Times New Roman" w:hAnsi="Garamond" w:cs="Times New Roman"/>
-          <w:kern w:val="0"/>
-          <w:lang w:val="en-US"/>
-          <w14:ligatures w14:val="none"/>
-        </w:rPr>
-        <w:t>Admati</w:t>
-      </w:r>
-      <w:proofErr w:type="spellEnd"/>
-      <w:r>
-        <w:rPr>
-          <w:rFonts w:ascii="Garamond" w:eastAsia="Times New Roman" w:hAnsi="Garamond" w:cs="Times New Roman"/>
-          <w:kern w:val="0"/>
-          <w:lang w:val="en-US"/>
-          <w14:ligatures w14:val="none"/>
-        </w:rPr>
-        <w:t xml:space="preserve">, Anat R., and Paul Pfleiderer. "The “Wall Street Walk” and shareholder activism: Exit as a form of voice." </w:t>
+      <w:r>
+        <w:rPr>
+          <w:rFonts w:ascii="Garamond" w:eastAsia="Times New Roman" w:hAnsi="Garamond" w:cs="Times New Roman"/>
+          <w:kern w:val="0"/>
+          <w:lang w:val="nb-NO"/>
+          <w14:ligatures w14:val="none"/>
+        </w:rPr>
+        <w:t xml:space="preserve">Admati, Anat R., and Paul Pfleiderer. </w:t>
+      </w:r>
+      <w:r>
+        <w:rPr>
+          <w:rFonts w:ascii="Garamond" w:eastAsia="Times New Roman" w:hAnsi="Garamond" w:cs="Times New Roman"/>
+          <w:kern w:val="0"/>
+          <w:lang w:val="en-US"/>
+          <w14:ligatures w14:val="none"/>
+        </w:rPr>
+        <w:t xml:space="preserve">"The “Wall Street Walk” and shareholder activism: Exit as a form of voice." </w:t>
       </w:r>
       <w:r>
         <w:rPr>
@@ -5353,10 +5311,20 @@
           <w:rFonts w:ascii="Garamond" w:eastAsia="Times New Roman" w:hAnsi="Garamond" w:cs="Times New Roman"/>
           <w:color w:val="000000"/>
           <w:kern w:val="0"/>
-          <w:lang w:val="en-US"/>
-          <w14:ligatures w14:val="none"/>
-        </w:rPr>
-        <w:t>Dasgupta, A., Fos, V., &amp; Sautner, Z. (2021). Institutional investors and corporate governance. Foundations and Trends in Finance, 12(4), 276-394. *</w:t>
+          <w:lang w:val="nb-NO"/>
+          <w14:ligatures w14:val="none"/>
+        </w:rPr>
+        <w:t xml:space="preserve">Dasgupta, A., Fos, V., &amp; Sautner, Z. (2021). </w:t>
+      </w:r>
+      <w:r>
+        <w:rPr>
+          <w:rFonts w:ascii="Garamond" w:eastAsia="Times New Roman" w:hAnsi="Garamond" w:cs="Times New Roman"/>
+          <w:color w:val="000000"/>
+          <w:kern w:val="0"/>
+          <w:lang w:val="en-US"/>
+          <w14:ligatures w14:val="none"/>
+        </w:rPr>
+        <w:t>Institutional investors and corporate governance. Foundations and Trends in Finance, 12(4), 276-394. *</w:t>
       </w:r>
     </w:p>
     <w:p>
@@ -6319,10 +6287,21 @@
           <w:bCs/>
           <w:color w:val="000000"/>
           <w:kern w:val="0"/>
-          <w:lang w:val="en-US"/>
-          <w14:ligatures w14:val="none"/>
-        </w:rPr>
-        <w:t>Bebchuk, L. A., &amp; Kastiel, K. (2017). The untenable case for perpetual dual-class stock. Virginia Law Review, 585-630. (read pp 587-594, 618-627)</w:t>
+          <w:lang w:val="nb-NO"/>
+          <w14:ligatures w14:val="none"/>
+        </w:rPr>
+        <w:t xml:space="preserve">Bebchuk, L. A., &amp; Kastiel, K. (2017). </w:t>
+      </w:r>
+      <w:r>
+        <w:rPr>
+          <w:rFonts w:ascii="Garamond" w:eastAsia="Times New Roman" w:hAnsi="Garamond" w:cs="Times New Roman"/>
+          <w:bCs/>
+          <w:color w:val="000000"/>
+          <w:kern w:val="0"/>
+          <w:lang w:val="en-US"/>
+          <w14:ligatures w14:val="none"/>
+        </w:rPr>
+        <w:t>The untenable case for perpetual dual-class stock. Virginia Law Review, 585-630. (read pp 587-594, 618-627)</w:t>
       </w:r>
     </w:p>
     <w:p>
@@ -6388,7 +6367,264 @@
           <w:lang w:val="en-US"/>
           <w14:ligatures w14:val="none"/>
         </w:rPr>
-        <w:t xml:space="preserve">Kim, H., &amp; Michaely, R. (2019). Sticking around too long? Dynamics of the benefits of </w:t>
+        <w:t>Kim, H., &amp; Michaely, R. (2019). Sticking around too long? Dynamics of the benefits of dual-class voting. Dynamics of the Benefits of Dual-Class Voting (January 2, 2019). European Corporate Governance Institute (ECGI)-Finance Working Paper, (590), 19-09. *</w:t>
+      </w:r>
+    </w:p>
+    <w:p>
+      <w:pPr>
+        <w:widowControl w:val="0"/>
+        <w:numPr>
+          <w:ilvl w:val="0"/>
+          <w:numId w:val="29"/>
+        </w:numPr>
+        <w:autoSpaceDE w:val="0"/>
+        <w:autoSpaceDN w:val="0"/>
+        <w:adjustRightInd w:val="0"/>
+        <w:spacing w:after="0" w:line="240" w:lineRule="auto"/>
+        <w:jc w:val="both"/>
+        <w:rPr>
+          <w:rFonts w:ascii="Garamond" w:eastAsia="Times New Roman" w:hAnsi="Garamond" w:cs="Times New Roman"/>
+          <w:bCs/>
+          <w:color w:val="000000"/>
+          <w:kern w:val="0"/>
+          <w:lang w:val="en-US"/>
+          <w14:ligatures w14:val="none"/>
+        </w:rPr>
+      </w:pPr>
+      <w:r>
+        <w:rPr>
+          <w:rFonts w:ascii="Garamond" w:eastAsia="Times New Roman" w:hAnsi="Garamond" w:cs="Times New Roman"/>
+          <w:bCs/>
+          <w:color w:val="000000"/>
+          <w:kern w:val="0"/>
+          <w:lang w:val="en-US"/>
+          <w14:ligatures w14:val="none"/>
+        </w:rPr>
+        <w:t xml:space="preserve">Aggarwal, D., Eldar, O., Hochberg, Y. V., &amp; </w:t>
+      </w:r>
+      <w:proofErr w:type="spellStart"/>
+      <w:r>
+        <w:rPr>
+          <w:rFonts w:ascii="Garamond" w:eastAsia="Times New Roman" w:hAnsi="Garamond" w:cs="Times New Roman"/>
+          <w:bCs/>
+          <w:color w:val="000000"/>
+          <w:kern w:val="0"/>
+          <w:lang w:val="en-US"/>
+          <w14:ligatures w14:val="none"/>
+        </w:rPr>
+        <w:t>Litov</w:t>
+      </w:r>
+      <w:proofErr w:type="spellEnd"/>
+      <w:r>
+        <w:rPr>
+          <w:rFonts w:ascii="Garamond" w:eastAsia="Times New Roman" w:hAnsi="Garamond" w:cs="Times New Roman"/>
+          <w:bCs/>
+          <w:color w:val="000000"/>
+          <w:kern w:val="0"/>
+          <w:lang w:val="en-US"/>
+          <w14:ligatures w14:val="none"/>
+        </w:rPr>
+        <w:t>, L. P. (2022). The rise of dual-class stock IPOs. Journal of Financial Economics, 144(1), 122-153. *</w:t>
+      </w:r>
+    </w:p>
+    <w:p>
+      <w:pPr>
+        <w:widowControl w:val="0"/>
+        <w:autoSpaceDE w:val="0"/>
+        <w:autoSpaceDN w:val="0"/>
+        <w:adjustRightInd w:val="0"/>
+        <w:spacing w:after="0" w:line="240" w:lineRule="auto"/>
+        <w:jc w:val="both"/>
+        <w:rPr>
+          <w:rFonts w:ascii="Garamond" w:eastAsia="Times New Roman" w:hAnsi="Garamond" w:cs="Times New Roman"/>
+          <w:bCs/>
+          <w:color w:val="000000"/>
+          <w:kern w:val="0"/>
+          <w:lang w:val="en-US"/>
+          <w14:ligatures w14:val="none"/>
+        </w:rPr>
+      </w:pPr>
+    </w:p>
+    <w:p>
+      <w:pPr>
+        <w:widowControl w:val="0"/>
+        <w:autoSpaceDE w:val="0"/>
+        <w:autoSpaceDN w:val="0"/>
+        <w:adjustRightInd w:val="0"/>
+        <w:spacing w:after="0" w:line="240" w:lineRule="auto"/>
+        <w:jc w:val="both"/>
+        <w:rPr>
+          <w:rFonts w:ascii="Garamond" w:eastAsia="Times New Roman" w:hAnsi="Garamond" w:cs="Times New Roman"/>
+          <w:bCs/>
+          <w:color w:val="000000"/>
+          <w:kern w:val="0"/>
+          <w:u w:val="single"/>
+          <w:lang w:val="en-US"/>
+          <w14:ligatures w14:val="none"/>
+        </w:rPr>
+      </w:pPr>
+      <w:r>
+        <w:rPr>
+          <w:rFonts w:ascii="Garamond" w:eastAsia="Times New Roman" w:hAnsi="Garamond" w:cs="Times New Roman"/>
+          <w:bCs/>
+          <w:color w:val="000000"/>
+          <w:kern w:val="0"/>
+          <w:u w:val="single"/>
+          <w:lang w:val="en-US"/>
+          <w14:ligatures w14:val="none"/>
+        </w:rPr>
+        <w:t>Family-Owned Firms</w:t>
+      </w:r>
+    </w:p>
+    <w:p>
+      <w:pPr>
+        <w:widowControl w:val="0"/>
+        <w:autoSpaceDE w:val="0"/>
+        <w:autoSpaceDN w:val="0"/>
+        <w:adjustRightInd w:val="0"/>
+        <w:spacing w:after="0" w:line="240" w:lineRule="auto"/>
+        <w:jc w:val="both"/>
+        <w:rPr>
+          <w:rFonts w:ascii="Garamond" w:eastAsia="Times New Roman" w:hAnsi="Garamond" w:cs="Times New Roman"/>
+          <w:bCs/>
+          <w:color w:val="000000"/>
+          <w:kern w:val="0"/>
+          <w:u w:val="single"/>
+          <w:lang w:val="en-US"/>
+          <w14:ligatures w14:val="none"/>
+        </w:rPr>
+      </w:pPr>
+    </w:p>
+    <w:p>
+      <w:pPr>
+        <w:widowControl w:val="0"/>
+        <w:numPr>
+          <w:ilvl w:val="0"/>
+          <w:numId w:val="30"/>
+        </w:numPr>
+        <w:autoSpaceDE w:val="0"/>
+        <w:autoSpaceDN w:val="0"/>
+        <w:adjustRightInd w:val="0"/>
+        <w:spacing w:after="0" w:line="240" w:lineRule="auto"/>
+        <w:jc w:val="both"/>
+        <w:rPr>
+          <w:rFonts w:ascii="Garamond" w:eastAsia="Times New Roman" w:hAnsi="Garamond" w:cs="Times New Roman"/>
+          <w:bCs/>
+          <w:color w:val="000000"/>
+          <w:kern w:val="0"/>
+          <w:lang w:val="en-US"/>
+          <w14:ligatures w14:val="none"/>
+        </w:rPr>
+      </w:pPr>
+      <w:r>
+        <w:rPr>
+          <w:rFonts w:ascii="Garamond" w:eastAsia="Times New Roman" w:hAnsi="Garamond" w:cs="Times New Roman"/>
+          <w:bCs/>
+          <w:color w:val="000000"/>
+          <w:kern w:val="0"/>
+          <w:lang w:val="en-US"/>
+          <w14:ligatures w14:val="none"/>
+        </w:rPr>
+        <w:t>Gilson, R. J. (2007). Controlling family shareholders in developing countries: Anchoring relational exchange. Stan. L. Rev., 60, 633. (read pp 633-637, 646-651)</w:t>
+      </w:r>
+    </w:p>
+    <w:p>
+      <w:pPr>
+        <w:widowControl w:val="0"/>
+        <w:numPr>
+          <w:ilvl w:val="0"/>
+          <w:numId w:val="30"/>
+        </w:numPr>
+        <w:autoSpaceDE w:val="0"/>
+        <w:autoSpaceDN w:val="0"/>
+        <w:adjustRightInd w:val="0"/>
+        <w:spacing w:after="0" w:line="240" w:lineRule="auto"/>
+        <w:jc w:val="both"/>
+        <w:rPr>
+          <w:rFonts w:ascii="Garamond" w:eastAsia="Times New Roman" w:hAnsi="Garamond" w:cs="Times New Roman"/>
+          <w:bCs/>
+          <w:color w:val="000000"/>
+          <w:kern w:val="0"/>
+          <w:lang w:val="en-US"/>
+          <w14:ligatures w14:val="none"/>
+        </w:rPr>
+      </w:pPr>
+      <w:r>
+        <w:rPr>
+          <w:rFonts w:ascii="Garamond" w:eastAsia="Times New Roman" w:hAnsi="Garamond" w:cs="Times New Roman"/>
+          <w:bCs/>
+          <w:color w:val="000000"/>
+          <w:kern w:val="0"/>
+          <w:lang w:val="en-US"/>
+          <w14:ligatures w14:val="none"/>
+        </w:rPr>
+        <w:t>Hansmann, H., &amp; Thomsen, S. (2021). The governance of foundation-owned firms. Journal of Legal Analysis, 13(1), 172-230. *</w:t>
+      </w:r>
+    </w:p>
+    <w:p>
+      <w:pPr>
+        <w:widowControl w:val="0"/>
+        <w:numPr>
+          <w:ilvl w:val="0"/>
+          <w:numId w:val="30"/>
+        </w:numPr>
+        <w:autoSpaceDE w:val="0"/>
+        <w:autoSpaceDN w:val="0"/>
+        <w:adjustRightInd w:val="0"/>
+        <w:spacing w:after="0" w:line="240" w:lineRule="auto"/>
+        <w:jc w:val="both"/>
+        <w:rPr>
+          <w:rFonts w:ascii="Garamond" w:eastAsia="Times New Roman" w:hAnsi="Garamond" w:cs="Times New Roman"/>
+          <w:bCs/>
+          <w:color w:val="000000"/>
+          <w:kern w:val="0"/>
+          <w:lang w:val="en-US"/>
+          <w14:ligatures w14:val="none"/>
+        </w:rPr>
+      </w:pPr>
+      <w:r>
+        <w:rPr>
+          <w:rFonts w:ascii="Garamond" w:eastAsia="Times New Roman" w:hAnsi="Garamond" w:cs="Times New Roman"/>
+          <w:bCs/>
+          <w:color w:val="000000"/>
+          <w:kern w:val="0"/>
+          <w:lang w:val="en-US"/>
+          <w14:ligatures w14:val="none"/>
+        </w:rPr>
+        <w:t>Villalonga, B., &amp; Amit, R. (2020). Family ownership. Oxford Review of Economic Policy, 36(2), 241-257. *</w:t>
+      </w:r>
+    </w:p>
+    <w:p>
+      <w:pPr>
+        <w:widowControl w:val="0"/>
+        <w:numPr>
+          <w:ilvl w:val="0"/>
+          <w:numId w:val="30"/>
+        </w:numPr>
+        <w:autoSpaceDE w:val="0"/>
+        <w:autoSpaceDN w:val="0"/>
+        <w:adjustRightInd w:val="0"/>
+        <w:spacing w:after="0" w:line="240" w:lineRule="auto"/>
+        <w:jc w:val="both"/>
+        <w:rPr>
+          <w:rFonts w:ascii="Garamond" w:eastAsia="Times New Roman" w:hAnsi="Garamond" w:cs="Times New Roman"/>
+          <w:bCs/>
+          <w:color w:val="000000"/>
+          <w:kern w:val="0"/>
+          <w:lang w:val="en-US"/>
+          <w14:ligatures w14:val="none"/>
+        </w:rPr>
+      </w:pPr>
+      <w:r>
+        <w:rPr>
+          <w:rFonts w:ascii="Garamond" w:eastAsia="Times New Roman" w:hAnsi="Garamond" w:cs="Times New Roman"/>
+          <w:bCs/>
+          <w:color w:val="000000"/>
+          <w:kern w:val="0"/>
+          <w:lang w:val="en-US"/>
+          <w14:ligatures w14:val="none"/>
+        </w:rPr>
+        <w:t>Villalonga, B., Amit, R., Trujillo, M. A., &amp; Guzmán, A. (2015). Governance of family firms. Annual Review of Financial Economics, 7, 635-</w:t>
       </w:r>
       <w:proofErr w:type="gramStart"/>
       <w:r>
@@ -6400,405 +6636,208 @@
           <w:lang w:val="en-US"/>
           <w14:ligatures w14:val="none"/>
         </w:rPr>
-        <w:t>dual-class</w:t>
+        <w:t>654.*</w:t>
       </w:r>
       <w:proofErr w:type="gramEnd"/>
-      <w:r>
-        <w:rPr>
-          <w:rFonts w:ascii="Garamond" w:eastAsia="Times New Roman" w:hAnsi="Garamond" w:cs="Times New Roman"/>
-          <w:bCs/>
-          <w:color w:val="000000"/>
-          <w:kern w:val="0"/>
-          <w:lang w:val="en-US"/>
-          <w14:ligatures w14:val="none"/>
-        </w:rPr>
-        <w:t xml:space="preserve"> voting. Dynamics of the Benefits of Dual-Class Voting (January 2, 2019). European Corporate Governance Institute (ECGI)-Finance Working Paper, (590), 19-09. *</w:t>
-      </w:r>
-    </w:p>
-    <w:p>
-      <w:pPr>
-        <w:widowControl w:val="0"/>
-        <w:numPr>
-          <w:ilvl w:val="0"/>
-          <w:numId w:val="29"/>
-        </w:numPr>
-        <w:autoSpaceDE w:val="0"/>
-        <w:autoSpaceDN w:val="0"/>
-        <w:adjustRightInd w:val="0"/>
-        <w:spacing w:after="0" w:line="240" w:lineRule="auto"/>
-        <w:jc w:val="both"/>
-        <w:rPr>
-          <w:rFonts w:ascii="Garamond" w:eastAsia="Times New Roman" w:hAnsi="Garamond" w:cs="Times New Roman"/>
-          <w:bCs/>
-          <w:color w:val="000000"/>
-          <w:kern w:val="0"/>
-          <w:lang w:val="en-US"/>
-          <w14:ligatures w14:val="none"/>
-        </w:rPr>
-      </w:pPr>
-      <w:r>
-        <w:rPr>
-          <w:rFonts w:ascii="Garamond" w:eastAsia="Times New Roman" w:hAnsi="Garamond" w:cs="Times New Roman"/>
-          <w:bCs/>
-          <w:color w:val="000000"/>
-          <w:kern w:val="0"/>
-          <w:lang w:val="en-US"/>
-          <w14:ligatures w14:val="none"/>
-        </w:rPr>
-        <w:t xml:space="preserve">Aggarwal, D., Eldar, O., Hochberg, Y. V., &amp; </w:t>
-      </w:r>
+    </w:p>
+    <w:p>
+      <w:pPr>
+        <w:widowControl w:val="0"/>
+        <w:numPr>
+          <w:ilvl w:val="0"/>
+          <w:numId w:val="30"/>
+        </w:numPr>
+        <w:autoSpaceDE w:val="0"/>
+        <w:autoSpaceDN w:val="0"/>
+        <w:adjustRightInd w:val="0"/>
+        <w:spacing w:after="0" w:line="240" w:lineRule="auto"/>
+        <w:jc w:val="both"/>
+        <w:rPr>
+          <w:rFonts w:ascii="Garamond" w:eastAsia="Times New Roman" w:hAnsi="Garamond" w:cs="Times New Roman"/>
+          <w:bCs/>
+          <w:color w:val="000000"/>
+          <w:kern w:val="0"/>
+          <w:lang w:val="en-US"/>
+          <w14:ligatures w14:val="none"/>
+        </w:rPr>
+      </w:pPr>
+      <w:r>
+        <w:rPr>
+          <w:rFonts w:ascii="Garamond" w:eastAsia="Times New Roman" w:hAnsi="Garamond" w:cs="Times New Roman"/>
+          <w:bCs/>
+          <w:color w:val="000000"/>
+          <w:kern w:val="0"/>
+          <w:lang w:val="en-US"/>
+          <w14:ligatures w14:val="none"/>
+        </w:rPr>
+        <w:t>Burkart, M., Panunzi, F., &amp; Shleifer, A. (2003). Family firms. The journal of finance, 58(5), 2167-</w:t>
+      </w:r>
+      <w:proofErr w:type="gramStart"/>
+      <w:r>
+        <w:rPr>
+          <w:rFonts w:ascii="Garamond" w:eastAsia="Times New Roman" w:hAnsi="Garamond" w:cs="Times New Roman"/>
+          <w:bCs/>
+          <w:color w:val="000000"/>
+          <w:kern w:val="0"/>
+          <w:lang w:val="en-US"/>
+          <w14:ligatures w14:val="none"/>
+        </w:rPr>
+        <w:t>2201.*</w:t>
+      </w:r>
+      <w:proofErr w:type="gramEnd"/>
+    </w:p>
+    <w:p>
+      <w:pPr>
+        <w:widowControl w:val="0"/>
+        <w:autoSpaceDE w:val="0"/>
+        <w:autoSpaceDN w:val="0"/>
+        <w:adjustRightInd w:val="0"/>
+        <w:spacing w:after="0" w:line="240" w:lineRule="auto"/>
+        <w:jc w:val="both"/>
+        <w:rPr>
+          <w:rFonts w:ascii="Garamond" w:eastAsia="Times New Roman" w:hAnsi="Garamond" w:cs="Times New Roman"/>
+          <w:bCs/>
+          <w:color w:val="000000"/>
+          <w:kern w:val="0"/>
+          <w:u w:val="single"/>
+          <w:lang w:val="en-US"/>
+          <w14:ligatures w14:val="none"/>
+        </w:rPr>
+      </w:pPr>
+    </w:p>
+    <w:p>
+      <w:pPr>
+        <w:widowControl w:val="0"/>
+        <w:autoSpaceDE w:val="0"/>
+        <w:autoSpaceDN w:val="0"/>
+        <w:adjustRightInd w:val="0"/>
+        <w:spacing w:after="0" w:line="240" w:lineRule="auto"/>
+        <w:jc w:val="both"/>
+        <w:rPr>
+          <w:rFonts w:ascii="Garamond" w:eastAsia="Times New Roman" w:hAnsi="Garamond" w:cs="Times New Roman"/>
+          <w:bCs/>
+          <w:color w:val="000000"/>
+          <w:kern w:val="0"/>
+          <w:u w:val="single"/>
+          <w:lang w:val="en-US"/>
+          <w14:ligatures w14:val="none"/>
+        </w:rPr>
+      </w:pPr>
+      <w:r>
+        <w:rPr>
+          <w:rFonts w:ascii="Garamond" w:eastAsia="Times New Roman" w:hAnsi="Garamond" w:cs="Times New Roman"/>
+          <w:bCs/>
+          <w:color w:val="000000"/>
+          <w:kern w:val="0"/>
+          <w:u w:val="single"/>
+          <w:lang w:val="en-US"/>
+          <w14:ligatures w14:val="none"/>
+        </w:rPr>
+        <w:t>State-Owned Enterprises</w:t>
+      </w:r>
+    </w:p>
+    <w:p>
+      <w:pPr>
+        <w:widowControl w:val="0"/>
+        <w:autoSpaceDE w:val="0"/>
+        <w:autoSpaceDN w:val="0"/>
+        <w:adjustRightInd w:val="0"/>
+        <w:spacing w:after="0" w:line="240" w:lineRule="auto"/>
+        <w:jc w:val="both"/>
+        <w:rPr>
+          <w:rFonts w:ascii="Garamond" w:eastAsia="Times New Roman" w:hAnsi="Garamond" w:cs="Times New Roman"/>
+          <w:bCs/>
+          <w:color w:val="000000"/>
+          <w:kern w:val="0"/>
+          <w:u w:val="single"/>
+          <w:lang w:val="en-US"/>
+          <w14:ligatures w14:val="none"/>
+        </w:rPr>
+      </w:pPr>
+    </w:p>
+    <w:p>
+      <w:pPr>
+        <w:widowControl w:val="0"/>
+        <w:numPr>
+          <w:ilvl w:val="0"/>
+          <w:numId w:val="27"/>
+        </w:numPr>
+        <w:autoSpaceDE w:val="0"/>
+        <w:autoSpaceDN w:val="0"/>
+        <w:adjustRightInd w:val="0"/>
+        <w:spacing w:after="0" w:line="240" w:lineRule="auto"/>
+        <w:jc w:val="both"/>
+        <w:rPr>
+          <w:rFonts w:ascii="Garamond" w:eastAsia="Times New Roman" w:hAnsi="Garamond" w:cs="Times New Roman"/>
+          <w:color w:val="000000"/>
+          <w:kern w:val="0"/>
+          <w:lang w:val="en-US"/>
+          <w14:ligatures w14:val="none"/>
+        </w:rPr>
+      </w:pPr>
+      <w:r>
+        <w:rPr>
+          <w:rFonts w:ascii="Garamond" w:eastAsia="Times New Roman" w:hAnsi="Garamond" w:cs="Times New Roman"/>
+          <w:color w:val="000000"/>
+          <w:kern w:val="0"/>
+          <w:lang w:val="nb-NO"/>
+          <w14:ligatures w14:val="none"/>
+        </w:rPr>
+        <w:t xml:space="preserve">Milhaupt, C. J., &amp; Pargendler, M. (2017). </w:t>
+      </w:r>
+      <w:r>
+        <w:rPr>
+          <w:rFonts w:ascii="Garamond" w:eastAsia="Times New Roman" w:hAnsi="Garamond" w:cs="Times New Roman"/>
+          <w:color w:val="000000"/>
+          <w:kern w:val="0"/>
+          <w:lang w:val="en-US"/>
+          <w14:ligatures w14:val="none"/>
+        </w:rPr>
+        <w:t>Governance challenges of listed state-owned enterprises around the world: national experiences and a framework for reform. Cornell Int'l LJ, 50, 473. (read pp 474-477, 518-524)</w:t>
+      </w:r>
+    </w:p>
+    <w:p>
+      <w:pPr>
+        <w:widowControl w:val="0"/>
+        <w:numPr>
+          <w:ilvl w:val="0"/>
+          <w:numId w:val="27"/>
+        </w:numPr>
+        <w:autoSpaceDE w:val="0"/>
+        <w:autoSpaceDN w:val="0"/>
+        <w:adjustRightInd w:val="0"/>
+        <w:spacing w:after="0" w:line="240" w:lineRule="auto"/>
+        <w:jc w:val="both"/>
+        <w:rPr>
+          <w:rFonts w:ascii="Garamond" w:eastAsia="Times New Roman" w:hAnsi="Garamond" w:cs="Times New Roman"/>
+          <w:color w:val="000000"/>
+          <w:kern w:val="0"/>
+          <w:lang w:val="en-US"/>
+          <w14:ligatures w14:val="none"/>
+        </w:rPr>
+      </w:pPr>
       <w:proofErr w:type="spellStart"/>
       <w:r>
         <w:rPr>
           <w:rFonts w:ascii="Garamond" w:eastAsia="Times New Roman" w:hAnsi="Garamond" w:cs="Times New Roman"/>
-          <w:bCs/>
-          <w:color w:val="000000"/>
-          <w:kern w:val="0"/>
-          <w:lang w:val="en-US"/>
-          <w14:ligatures w14:val="none"/>
-        </w:rPr>
-        <w:t>Litov</w:t>
+          <w:color w:val="000000"/>
+          <w:kern w:val="0"/>
+          <w:lang w:val="en-US"/>
+          <w14:ligatures w14:val="none"/>
+        </w:rPr>
+        <w:t>Pargendler</w:t>
       </w:r>
       <w:proofErr w:type="spellEnd"/>
       <w:r>
         <w:rPr>
           <w:rFonts w:ascii="Garamond" w:eastAsia="Times New Roman" w:hAnsi="Garamond" w:cs="Times New Roman"/>
-          <w:bCs/>
-          <w:color w:val="000000"/>
-          <w:kern w:val="0"/>
-          <w:lang w:val="en-US"/>
-          <w14:ligatures w14:val="none"/>
-        </w:rPr>
-        <w:t>, L. P. (2022). The rise of dual-class stock IPOs. Journal of Financial Economics, 144(1), 122-153. *</w:t>
-      </w:r>
-    </w:p>
-    <w:p>
-      <w:pPr>
-        <w:widowControl w:val="0"/>
-        <w:autoSpaceDE w:val="0"/>
-        <w:autoSpaceDN w:val="0"/>
-        <w:adjustRightInd w:val="0"/>
-        <w:spacing w:after="0" w:line="240" w:lineRule="auto"/>
-        <w:jc w:val="both"/>
-        <w:rPr>
-          <w:rFonts w:ascii="Garamond" w:eastAsia="Times New Roman" w:hAnsi="Garamond" w:cs="Times New Roman"/>
-          <w:bCs/>
-          <w:color w:val="000000"/>
-          <w:kern w:val="0"/>
-          <w:lang w:val="en-US"/>
-          <w14:ligatures w14:val="none"/>
-        </w:rPr>
-      </w:pPr>
-    </w:p>
-    <w:p>
-      <w:pPr>
-        <w:widowControl w:val="0"/>
-        <w:autoSpaceDE w:val="0"/>
-        <w:autoSpaceDN w:val="0"/>
-        <w:adjustRightInd w:val="0"/>
-        <w:spacing w:after="0" w:line="240" w:lineRule="auto"/>
-        <w:jc w:val="both"/>
-        <w:rPr>
-          <w:rFonts w:ascii="Garamond" w:eastAsia="Times New Roman" w:hAnsi="Garamond" w:cs="Times New Roman"/>
-          <w:bCs/>
-          <w:color w:val="000000"/>
-          <w:kern w:val="0"/>
-          <w:u w:val="single"/>
-          <w:lang w:val="en-US"/>
-          <w14:ligatures w14:val="none"/>
-        </w:rPr>
-      </w:pPr>
-      <w:r>
-        <w:rPr>
-          <w:rFonts w:ascii="Garamond" w:eastAsia="Times New Roman" w:hAnsi="Garamond" w:cs="Times New Roman"/>
-          <w:bCs/>
-          <w:color w:val="000000"/>
-          <w:kern w:val="0"/>
-          <w:u w:val="single"/>
-          <w:lang w:val="en-US"/>
-          <w14:ligatures w14:val="none"/>
-        </w:rPr>
-        <w:t>Family-Owned Firms</w:t>
-      </w:r>
-    </w:p>
-    <w:p>
-      <w:pPr>
-        <w:widowControl w:val="0"/>
-        <w:autoSpaceDE w:val="0"/>
-        <w:autoSpaceDN w:val="0"/>
-        <w:adjustRightInd w:val="0"/>
-        <w:spacing w:after="0" w:line="240" w:lineRule="auto"/>
-        <w:jc w:val="both"/>
-        <w:rPr>
-          <w:rFonts w:ascii="Garamond" w:eastAsia="Times New Roman" w:hAnsi="Garamond" w:cs="Times New Roman"/>
-          <w:bCs/>
-          <w:color w:val="000000"/>
-          <w:kern w:val="0"/>
-          <w:u w:val="single"/>
-          <w:lang w:val="en-US"/>
-          <w14:ligatures w14:val="none"/>
-        </w:rPr>
-      </w:pPr>
-    </w:p>
-    <w:p>
-      <w:pPr>
-        <w:widowControl w:val="0"/>
-        <w:numPr>
-          <w:ilvl w:val="0"/>
-          <w:numId w:val="30"/>
-        </w:numPr>
-        <w:autoSpaceDE w:val="0"/>
-        <w:autoSpaceDN w:val="0"/>
-        <w:adjustRightInd w:val="0"/>
-        <w:spacing w:after="0" w:line="240" w:lineRule="auto"/>
-        <w:jc w:val="both"/>
-        <w:rPr>
-          <w:rFonts w:ascii="Garamond" w:eastAsia="Times New Roman" w:hAnsi="Garamond" w:cs="Times New Roman"/>
-          <w:bCs/>
-          <w:color w:val="000000"/>
-          <w:kern w:val="0"/>
-          <w:lang w:val="en-US"/>
-          <w14:ligatures w14:val="none"/>
-        </w:rPr>
-      </w:pPr>
-      <w:r>
-        <w:rPr>
-          <w:rFonts w:ascii="Garamond" w:eastAsia="Times New Roman" w:hAnsi="Garamond" w:cs="Times New Roman"/>
-          <w:bCs/>
-          <w:color w:val="000000"/>
-          <w:kern w:val="0"/>
-          <w:lang w:val="en-US"/>
-          <w14:ligatures w14:val="none"/>
-        </w:rPr>
-        <w:t>Gilson, R. J. (2007). Controlling family shareholders in developing countries: Anchoring relational exchange. Stan. L. Rev., 60, 633. (read pp 633-637, 646-651)</w:t>
-      </w:r>
-    </w:p>
-    <w:p>
-      <w:pPr>
-        <w:widowControl w:val="0"/>
-        <w:numPr>
-          <w:ilvl w:val="0"/>
-          <w:numId w:val="30"/>
-        </w:numPr>
-        <w:autoSpaceDE w:val="0"/>
-        <w:autoSpaceDN w:val="0"/>
-        <w:adjustRightInd w:val="0"/>
-        <w:spacing w:after="0" w:line="240" w:lineRule="auto"/>
-        <w:jc w:val="both"/>
-        <w:rPr>
-          <w:rFonts w:ascii="Garamond" w:eastAsia="Times New Roman" w:hAnsi="Garamond" w:cs="Times New Roman"/>
-          <w:bCs/>
-          <w:color w:val="000000"/>
-          <w:kern w:val="0"/>
-          <w:lang w:val="en-US"/>
-          <w14:ligatures w14:val="none"/>
-        </w:rPr>
-      </w:pPr>
-      <w:r>
-        <w:rPr>
-          <w:rFonts w:ascii="Garamond" w:eastAsia="Times New Roman" w:hAnsi="Garamond" w:cs="Times New Roman"/>
-          <w:bCs/>
-          <w:color w:val="000000"/>
-          <w:kern w:val="0"/>
-          <w:lang w:val="en-US"/>
-          <w14:ligatures w14:val="none"/>
-        </w:rPr>
-        <w:t>Hansmann, H., &amp; Thomsen, S. (2021). The governance of foundation-owned firms. Journal of Legal Analysis, 13(1), 172-230. *</w:t>
-      </w:r>
-    </w:p>
-    <w:p>
-      <w:pPr>
-        <w:widowControl w:val="0"/>
-        <w:numPr>
-          <w:ilvl w:val="0"/>
-          <w:numId w:val="30"/>
-        </w:numPr>
-        <w:autoSpaceDE w:val="0"/>
-        <w:autoSpaceDN w:val="0"/>
-        <w:adjustRightInd w:val="0"/>
-        <w:spacing w:after="0" w:line="240" w:lineRule="auto"/>
-        <w:jc w:val="both"/>
-        <w:rPr>
-          <w:rFonts w:ascii="Garamond" w:eastAsia="Times New Roman" w:hAnsi="Garamond" w:cs="Times New Roman"/>
-          <w:bCs/>
-          <w:color w:val="000000"/>
-          <w:kern w:val="0"/>
-          <w:lang w:val="en-US"/>
-          <w14:ligatures w14:val="none"/>
-        </w:rPr>
-      </w:pPr>
-      <w:r>
-        <w:rPr>
-          <w:rFonts w:ascii="Garamond" w:eastAsia="Times New Roman" w:hAnsi="Garamond" w:cs="Times New Roman"/>
-          <w:bCs/>
-          <w:color w:val="000000"/>
-          <w:kern w:val="0"/>
-          <w:lang w:val="en-US"/>
-          <w14:ligatures w14:val="none"/>
-        </w:rPr>
-        <w:t>Villalonga, B., &amp; Amit, R. (2020). Family ownership. Oxford Review of Economic Policy, 36(2), 241-257. *</w:t>
-      </w:r>
-    </w:p>
-    <w:p>
-      <w:pPr>
-        <w:widowControl w:val="0"/>
-        <w:numPr>
-          <w:ilvl w:val="0"/>
-          <w:numId w:val="30"/>
-        </w:numPr>
-        <w:autoSpaceDE w:val="0"/>
-        <w:autoSpaceDN w:val="0"/>
-        <w:adjustRightInd w:val="0"/>
-        <w:spacing w:after="0" w:line="240" w:lineRule="auto"/>
-        <w:jc w:val="both"/>
-        <w:rPr>
-          <w:rFonts w:ascii="Garamond" w:eastAsia="Times New Roman" w:hAnsi="Garamond" w:cs="Times New Roman"/>
-          <w:bCs/>
-          <w:color w:val="000000"/>
-          <w:kern w:val="0"/>
-          <w:lang w:val="en-US"/>
-          <w14:ligatures w14:val="none"/>
-        </w:rPr>
-      </w:pPr>
-      <w:r>
-        <w:rPr>
-          <w:rFonts w:ascii="Garamond" w:eastAsia="Times New Roman" w:hAnsi="Garamond" w:cs="Times New Roman"/>
-          <w:bCs/>
-          <w:color w:val="000000"/>
-          <w:kern w:val="0"/>
-          <w:lang w:val="en-US"/>
-          <w14:ligatures w14:val="none"/>
-        </w:rPr>
-        <w:t>Villalonga, B., Amit, R., Trujillo, M. A., &amp; Guzmán, A. (2015). Governance of family firms. Annual Review of Financial Economics, 7, 635-</w:t>
-      </w:r>
-      <w:proofErr w:type="gramStart"/>
-      <w:r>
-        <w:rPr>
-          <w:rFonts w:ascii="Garamond" w:eastAsia="Times New Roman" w:hAnsi="Garamond" w:cs="Times New Roman"/>
-          <w:bCs/>
-          <w:color w:val="000000"/>
-          <w:kern w:val="0"/>
-          <w:lang w:val="en-US"/>
-          <w14:ligatures w14:val="none"/>
-        </w:rPr>
-        <w:t>654.*</w:t>
-      </w:r>
-      <w:proofErr w:type="gramEnd"/>
-    </w:p>
-    <w:p>
-      <w:pPr>
-        <w:widowControl w:val="0"/>
-        <w:numPr>
-          <w:ilvl w:val="0"/>
-          <w:numId w:val="30"/>
-        </w:numPr>
-        <w:autoSpaceDE w:val="0"/>
-        <w:autoSpaceDN w:val="0"/>
-        <w:adjustRightInd w:val="0"/>
-        <w:spacing w:after="0" w:line="240" w:lineRule="auto"/>
-        <w:jc w:val="both"/>
-        <w:rPr>
-          <w:rFonts w:ascii="Garamond" w:eastAsia="Times New Roman" w:hAnsi="Garamond" w:cs="Times New Roman"/>
-          <w:bCs/>
-          <w:color w:val="000000"/>
-          <w:kern w:val="0"/>
-          <w:lang w:val="en-US"/>
-          <w14:ligatures w14:val="none"/>
-        </w:rPr>
-      </w:pPr>
-      <w:r>
-        <w:rPr>
-          <w:rFonts w:ascii="Garamond" w:eastAsia="Times New Roman" w:hAnsi="Garamond" w:cs="Times New Roman"/>
-          <w:bCs/>
-          <w:color w:val="000000"/>
-          <w:kern w:val="0"/>
-          <w:lang w:val="en-US"/>
-          <w14:ligatures w14:val="none"/>
-        </w:rPr>
-        <w:t>Burkart, M., Panunzi, F., &amp; Shleifer, A. (2003). Family firms. The journal of finance, 58(5), 2167-</w:t>
-      </w:r>
-      <w:proofErr w:type="gramStart"/>
-      <w:r>
-        <w:rPr>
-          <w:rFonts w:ascii="Garamond" w:eastAsia="Times New Roman" w:hAnsi="Garamond" w:cs="Times New Roman"/>
-          <w:bCs/>
-          <w:color w:val="000000"/>
-          <w:kern w:val="0"/>
-          <w:lang w:val="en-US"/>
-          <w14:ligatures w14:val="none"/>
-        </w:rPr>
-        <w:t>2201.*</w:t>
-      </w:r>
-      <w:proofErr w:type="gramEnd"/>
-    </w:p>
-    <w:p>
-      <w:pPr>
-        <w:widowControl w:val="0"/>
-        <w:autoSpaceDE w:val="0"/>
-        <w:autoSpaceDN w:val="0"/>
-        <w:adjustRightInd w:val="0"/>
-        <w:spacing w:after="0" w:line="240" w:lineRule="auto"/>
-        <w:jc w:val="both"/>
-        <w:rPr>
-          <w:rFonts w:ascii="Garamond" w:eastAsia="Times New Roman" w:hAnsi="Garamond" w:cs="Times New Roman"/>
-          <w:bCs/>
-          <w:color w:val="000000"/>
-          <w:kern w:val="0"/>
-          <w:u w:val="single"/>
-          <w:lang w:val="en-US"/>
-          <w14:ligatures w14:val="none"/>
-        </w:rPr>
-      </w:pPr>
-    </w:p>
-    <w:p>
-      <w:pPr>
-        <w:widowControl w:val="0"/>
-        <w:autoSpaceDE w:val="0"/>
-        <w:autoSpaceDN w:val="0"/>
-        <w:adjustRightInd w:val="0"/>
-        <w:spacing w:after="0" w:line="240" w:lineRule="auto"/>
-        <w:jc w:val="both"/>
-        <w:rPr>
-          <w:rFonts w:ascii="Garamond" w:eastAsia="Times New Roman" w:hAnsi="Garamond" w:cs="Times New Roman"/>
-          <w:bCs/>
-          <w:color w:val="000000"/>
-          <w:kern w:val="0"/>
-          <w:u w:val="single"/>
-          <w:lang w:val="en-US"/>
-          <w14:ligatures w14:val="none"/>
-        </w:rPr>
-      </w:pPr>
-      <w:r>
-        <w:rPr>
-          <w:rFonts w:ascii="Garamond" w:eastAsia="Times New Roman" w:hAnsi="Garamond" w:cs="Times New Roman"/>
-          <w:bCs/>
-          <w:color w:val="000000"/>
-          <w:kern w:val="0"/>
-          <w:u w:val="single"/>
-          <w:lang w:val="en-US"/>
-          <w14:ligatures w14:val="none"/>
-        </w:rPr>
-        <w:t>State-Owned Enterprises</w:t>
-      </w:r>
-    </w:p>
-    <w:p>
-      <w:pPr>
-        <w:widowControl w:val="0"/>
-        <w:autoSpaceDE w:val="0"/>
-        <w:autoSpaceDN w:val="0"/>
-        <w:adjustRightInd w:val="0"/>
-        <w:spacing w:after="0" w:line="240" w:lineRule="auto"/>
-        <w:jc w:val="both"/>
-        <w:rPr>
-          <w:rFonts w:ascii="Garamond" w:eastAsia="Times New Roman" w:hAnsi="Garamond" w:cs="Times New Roman"/>
-          <w:bCs/>
-          <w:color w:val="000000"/>
-          <w:kern w:val="0"/>
-          <w:u w:val="single"/>
-          <w:lang w:val="en-US"/>
-          <w14:ligatures w14:val="none"/>
-        </w:rPr>
-      </w:pPr>
+          <w:color w:val="000000"/>
+          <w:kern w:val="0"/>
+          <w:lang w:val="en-US"/>
+          <w14:ligatures w14:val="none"/>
+        </w:rPr>
+        <w:t>, M. (2011). State ownership and corporate governance. Fordham L. Rev., 80, 2917. (read pp 2918-2924, 2942-2947)</w:t>
+      </w:r>
     </w:p>
     <w:p>
       <w:pPr>
@@ -6820,16 +6859,6 @@
           <w14:ligatures w14:val="none"/>
         </w:rPr>
       </w:pPr>
-      <w:r>
-        <w:rPr>
-          <w:rFonts w:ascii="Garamond" w:eastAsia="Times New Roman" w:hAnsi="Garamond" w:cs="Times New Roman"/>
-          <w:color w:val="000000"/>
-          <w:kern w:val="0"/>
-          <w:lang w:val="en-US"/>
-          <w14:ligatures w14:val="none"/>
-        </w:rPr>
-        <w:t xml:space="preserve">Milhaupt, C. J., &amp; </w:t>
-      </w:r>
       <w:proofErr w:type="spellStart"/>
       <w:r>
         <w:rPr>
@@ -6850,7 +6879,7 @@
           <w:lang w:val="en-US"/>
           <w14:ligatures w14:val="none"/>
         </w:rPr>
-        <w:t>, M. (2017). Governance challenges of listed state-owned enterprises around the world: national experiences and a framework for reform. Cornell Int'l LJ, 50, 473. (read pp 474-477, 518-524)</w:t>
+        <w:t>, M., Musacchio, A., &amp; Lazzarini, S. G. (2013). In strange company: The puzzle of private investment in state-controlled firms. Cornell Int'l LJ, 46, 569. *</w:t>
       </w:r>
     </w:p>
     <w:p>
@@ -6873,123 +6902,25 @@
           <w14:ligatures w14:val="none"/>
         </w:rPr>
       </w:pPr>
-      <w:proofErr w:type="spellStart"/>
-      <w:r>
-        <w:rPr>
-          <w:rFonts w:ascii="Garamond" w:eastAsia="Times New Roman" w:hAnsi="Garamond" w:cs="Times New Roman"/>
-          <w:color w:val="000000"/>
-          <w:kern w:val="0"/>
-          <w:lang w:val="en-US"/>
-          <w14:ligatures w14:val="none"/>
-        </w:rPr>
-        <w:t>Pargendler</w:t>
-      </w:r>
-      <w:proofErr w:type="spellEnd"/>
-      <w:r>
-        <w:rPr>
-          <w:rFonts w:ascii="Garamond" w:eastAsia="Times New Roman" w:hAnsi="Garamond" w:cs="Times New Roman"/>
-          <w:color w:val="000000"/>
-          <w:kern w:val="0"/>
-          <w:lang w:val="en-US"/>
-          <w14:ligatures w14:val="none"/>
-        </w:rPr>
-        <w:t>, M. (2011). State ownership and corporate governance. Fordham L. Rev., 80, 2917. (read pp 2918-2924, 2942-2947)</w:t>
-      </w:r>
-    </w:p>
-    <w:p>
-      <w:pPr>
-        <w:widowControl w:val="0"/>
-        <w:numPr>
-          <w:ilvl w:val="0"/>
-          <w:numId w:val="27"/>
-        </w:numPr>
-        <w:autoSpaceDE w:val="0"/>
-        <w:autoSpaceDN w:val="0"/>
-        <w:adjustRightInd w:val="0"/>
-        <w:spacing w:after="0" w:line="240" w:lineRule="auto"/>
-        <w:jc w:val="both"/>
-        <w:rPr>
-          <w:rFonts w:ascii="Garamond" w:eastAsia="Times New Roman" w:hAnsi="Garamond" w:cs="Times New Roman"/>
-          <w:color w:val="000000"/>
-          <w:kern w:val="0"/>
-          <w:lang w:val="en-US"/>
-          <w14:ligatures w14:val="none"/>
-        </w:rPr>
-      </w:pPr>
-      <w:proofErr w:type="spellStart"/>
-      <w:r>
-        <w:rPr>
-          <w:rFonts w:ascii="Garamond" w:eastAsia="Times New Roman" w:hAnsi="Garamond" w:cs="Times New Roman"/>
-          <w:color w:val="000000"/>
-          <w:kern w:val="0"/>
-          <w:lang w:val="en-US"/>
-          <w14:ligatures w14:val="none"/>
-        </w:rPr>
-        <w:t>Pargendler</w:t>
-      </w:r>
-      <w:proofErr w:type="spellEnd"/>
-      <w:r>
-        <w:rPr>
-          <w:rFonts w:ascii="Garamond" w:eastAsia="Times New Roman" w:hAnsi="Garamond" w:cs="Times New Roman"/>
-          <w:color w:val="000000"/>
-          <w:kern w:val="0"/>
-          <w:lang w:val="en-US"/>
-          <w14:ligatures w14:val="none"/>
-        </w:rPr>
-        <w:t>, M., Musacchio, A., &amp; Lazzarini, S. G. (2013). In strange company: The puzzle of private investment in state-controlled firms. Cornell Int'l LJ, 46, 569. *</w:t>
-      </w:r>
-    </w:p>
-    <w:p>
-      <w:pPr>
-        <w:widowControl w:val="0"/>
-        <w:numPr>
-          <w:ilvl w:val="0"/>
-          <w:numId w:val="27"/>
-        </w:numPr>
-        <w:autoSpaceDE w:val="0"/>
-        <w:autoSpaceDN w:val="0"/>
-        <w:adjustRightInd w:val="0"/>
-        <w:spacing w:after="0" w:line="240" w:lineRule="auto"/>
-        <w:jc w:val="both"/>
-        <w:rPr>
-          <w:rFonts w:ascii="Garamond" w:eastAsia="Times New Roman" w:hAnsi="Garamond" w:cs="Times New Roman"/>
-          <w:color w:val="000000"/>
-          <w:kern w:val="0"/>
-          <w:lang w:val="en-US"/>
-          <w14:ligatures w14:val="none"/>
-        </w:rPr>
-      </w:pPr>
-      <w:r>
-        <w:rPr>
-          <w:rFonts w:ascii="Garamond" w:eastAsia="Times New Roman" w:hAnsi="Garamond" w:cs="Times New Roman"/>
-          <w:color w:val="000000"/>
-          <w:kern w:val="0"/>
-          <w:lang w:val="en-US"/>
-          <w14:ligatures w14:val="none"/>
-        </w:rPr>
-        <w:t xml:space="preserve">Milhaupt, C. J., &amp; </w:t>
-      </w:r>
-      <w:proofErr w:type="spellStart"/>
-      <w:r>
-        <w:rPr>
-          <w:rFonts w:ascii="Garamond" w:eastAsia="Times New Roman" w:hAnsi="Garamond" w:cs="Times New Roman"/>
-          <w:color w:val="000000"/>
-          <w:kern w:val="0"/>
-          <w:lang w:val="en-US"/>
-          <w14:ligatures w14:val="none"/>
-        </w:rPr>
-        <w:t>Pargendler</w:t>
-      </w:r>
-      <w:proofErr w:type="spellEnd"/>
-      <w:r>
-        <w:rPr>
-          <w:rFonts w:ascii="Garamond" w:eastAsia="Times New Roman" w:hAnsi="Garamond" w:cs="Times New Roman"/>
-          <w:color w:val="000000"/>
-          <w:kern w:val="0"/>
-          <w:lang w:val="en-US"/>
-          <w14:ligatures w14:val="none"/>
-        </w:rPr>
-        <w:t>, M. (2018). RPTs in SOEs: Tunneling, propping, and policy channeling. The Law and Finance of Related Party Transactions (Cambridge University Press, Forthcoming), Stanford Law and Economics Olin Working Paper, (517). *</w:t>
+      <w:r>
+        <w:rPr>
+          <w:rFonts w:ascii="Garamond" w:eastAsia="Times New Roman" w:hAnsi="Garamond" w:cs="Times New Roman"/>
+          <w:color w:val="000000"/>
+          <w:kern w:val="0"/>
+          <w:lang w:val="nb-NO"/>
+          <w14:ligatures w14:val="none"/>
+        </w:rPr>
+        <w:t xml:space="preserve">Milhaupt, C. J., &amp; Pargendler, M. (2018). </w:t>
+      </w:r>
+      <w:r>
+        <w:rPr>
+          <w:rFonts w:ascii="Garamond" w:eastAsia="Times New Roman" w:hAnsi="Garamond" w:cs="Times New Roman"/>
+          <w:color w:val="000000"/>
+          <w:kern w:val="0"/>
+          <w:lang w:val="en-US"/>
+          <w14:ligatures w14:val="none"/>
+        </w:rPr>
+        <w:t>RPTs in SOEs: Tunneling, propping, and policy channeling. The Law and Finance of Related Party Transactions (Cambridge University Press, Forthcoming), Stanford Law and Economics Olin Working Paper, (517). *</w:t>
       </w:r>
     </w:p>
     <w:p>
@@ -7778,10 +7709,21 @@
           <w:b/>
           <w:color w:val="000000"/>
           <w:kern w:val="0"/>
-          <w:lang w:val="en-US"/>
-          <w14:ligatures w14:val="none"/>
-        </w:rPr>
-        <w:t>Bebchuk, L. A., &amp; Tallarita, R. (2020). The illusory promise of stakeholder governance. Cornell L. Rev., 106, 91-178.</w:t>
+          <w:lang w:val="nb-NO"/>
+          <w14:ligatures w14:val="none"/>
+        </w:rPr>
+        <w:t xml:space="preserve">Bebchuk, L. A., &amp; Tallarita, R. (2020). </w:t>
+      </w:r>
+      <w:r>
+        <w:rPr>
+          <w:rFonts w:ascii="Garamond" w:eastAsia="Times New Roman" w:hAnsi="Garamond" w:cs="Times New Roman"/>
+          <w:b/>
+          <w:color w:val="000000"/>
+          <w:kern w:val="0"/>
+          <w:lang w:val="en-US"/>
+          <w14:ligatures w14:val="none"/>
+        </w:rPr>
+        <w:t>The illusory promise of stakeholder governance. Cornell L. Rev., 106, 91-178.</w:t>
       </w:r>
       <w:r>
         <w:rPr>
@@ -8095,10 +8037,21 @@
           <w:bCs/>
           <w:color w:val="000000"/>
           <w:kern w:val="0"/>
-          <w:lang w:val="en-US"/>
-          <w14:ligatures w14:val="none"/>
-        </w:rPr>
-        <w:t>Krueger, P., Sautner, Z., &amp; Starks, L. T. (2020). The importance of climate risks for institutional investors. The Review of Financial Studies, 33(3), 1067-</w:t>
+          <w:lang w:val="nb-NO"/>
+          <w14:ligatures w14:val="none"/>
+        </w:rPr>
+        <w:t xml:space="preserve">Krueger, P., Sautner, Z., &amp; Starks, L. T. (2020). </w:t>
+      </w:r>
+      <w:r>
+        <w:rPr>
+          <w:rFonts w:ascii="Garamond" w:eastAsia="Times New Roman" w:hAnsi="Garamond" w:cs="Times New Roman"/>
+          <w:bCs/>
+          <w:color w:val="000000"/>
+          <w:kern w:val="0"/>
+          <w:lang w:val="en-US"/>
+          <w14:ligatures w14:val="none"/>
+        </w:rPr>
+        <w:t>The importance of climate risks for institutional investors. The Review of Financial Studies, 33(3), 1067-</w:t>
       </w:r>
       <w:proofErr w:type="gramStart"/>
       <w:r>
@@ -8426,10 +8379,21 @@
           <w:b/>
           <w:color w:val="000000"/>
           <w:kern w:val="0"/>
-          <w:lang w:val="en-US"/>
-          <w14:ligatures w14:val="none"/>
-        </w:rPr>
-        <w:t xml:space="preserve">Bebchuk, L. A., &amp; Tallarita, R. (2020). The illusory promise of stakeholder governance. Cornell L. Rev., 106, 91-178. </w:t>
+          <w:lang w:val="nb-NO"/>
+          <w14:ligatures w14:val="none"/>
+        </w:rPr>
+        <w:t xml:space="preserve">Bebchuk, L. A., &amp; Tallarita, R. (2020). </w:t>
+      </w:r>
+      <w:r>
+        <w:rPr>
+          <w:rFonts w:ascii="Garamond" w:eastAsia="Times New Roman" w:hAnsi="Garamond" w:cs="Times New Roman"/>
+          <w:b/>
+          <w:color w:val="000000"/>
+          <w:kern w:val="0"/>
+          <w:lang w:val="en-US"/>
+          <w14:ligatures w14:val="none"/>
+        </w:rPr>
+        <w:t xml:space="preserve">The illusory promise of stakeholder governance. Cornell L. Rev., 106, 91-178. </w:t>
       </w:r>
       <w:r>
         <w:rPr>
@@ -8620,10 +8584,21 @@
           <w:bCs/>
           <w:color w:val="000000"/>
           <w:kern w:val="0"/>
-          <w:lang w:val="en-US"/>
-          <w14:ligatures w14:val="none"/>
-        </w:rPr>
-        <w:t>Bebchuk, L. A., &amp; Tallarita, R. (2022). Will Corporations Deliver Value to All Stakeholders? Vand. L. Rev., 75(4), 1031-</w:t>
+          <w:lang w:val="nb-NO"/>
+          <w14:ligatures w14:val="none"/>
+        </w:rPr>
+        <w:t xml:space="preserve">Bebchuk, L. A., &amp; Tallarita, R. (2022). </w:t>
+      </w:r>
+      <w:r>
+        <w:rPr>
+          <w:rFonts w:ascii="Garamond" w:eastAsia="Times New Roman" w:hAnsi="Garamond" w:cs="Times New Roman"/>
+          <w:bCs/>
+          <w:color w:val="000000"/>
+          <w:kern w:val="0"/>
+          <w:lang w:val="en-US"/>
+          <w14:ligatures w14:val="none"/>
+        </w:rPr>
+        <w:t>Will Corporations Deliver Value to All Stakeholders? Vand. L. Rev., 75(4), 1031-</w:t>
       </w:r>
       <w:proofErr w:type="gramStart"/>
       <w:r>
@@ -8666,10 +8641,21 @@
           <w:bCs/>
           <w:color w:val="000000"/>
           <w:kern w:val="0"/>
-          <w:lang w:val="en-US"/>
-          <w14:ligatures w14:val="none"/>
-        </w:rPr>
-        <w:t>Bebchuk, L. A., Kastiel, K., &amp; Tallarita, R. (2023). Stakeholder Capitalism in the Time of COVID. Yale J. on Reg., 40, 60-</w:t>
+          <w:lang w:val="nb-NO"/>
+          <w14:ligatures w14:val="none"/>
+        </w:rPr>
+        <w:t xml:space="preserve">Bebchuk, L. A., Kastiel, K., &amp; Tallarita, R. (2023). </w:t>
+      </w:r>
+      <w:r>
+        <w:rPr>
+          <w:rFonts w:ascii="Garamond" w:eastAsia="Times New Roman" w:hAnsi="Garamond" w:cs="Times New Roman"/>
+          <w:bCs/>
+          <w:color w:val="000000"/>
+          <w:kern w:val="0"/>
+          <w:lang w:val="en-US"/>
+          <w14:ligatures w14:val="none"/>
+        </w:rPr>
+        <w:t>Stakeholder Capitalism in the Time of COVID. Yale J. on Reg., 40, 60-</w:t>
       </w:r>
       <w:proofErr w:type="gramStart"/>
       <w:r>
@@ -8712,10 +8698,21 @@
           <w:bCs/>
           <w:color w:val="000000"/>
           <w:kern w:val="0"/>
-          <w:lang w:val="en-US"/>
-          <w14:ligatures w14:val="none"/>
-        </w:rPr>
-        <w:t xml:space="preserve">Bebchuk, L. A., Kastiel, K., &amp; Tallarita, R. (2020). For whom corporate </w:t>
+          <w:lang w:val="nb-NO"/>
+          <w14:ligatures w14:val="none"/>
+        </w:rPr>
+        <w:t xml:space="preserve">Bebchuk, L. A., Kastiel, K., &amp; Tallarita, R. (2020). </w:t>
+      </w:r>
+      <w:r>
+        <w:rPr>
+          <w:rFonts w:ascii="Garamond" w:eastAsia="Times New Roman" w:hAnsi="Garamond" w:cs="Times New Roman"/>
+          <w:bCs/>
+          <w:color w:val="000000"/>
+          <w:kern w:val="0"/>
+          <w:lang w:val="en-US"/>
+          <w14:ligatures w14:val="none"/>
+        </w:rPr>
+        <w:t xml:space="preserve">For whom corporate </w:t>
       </w:r>
       <w:proofErr w:type="gramStart"/>
       <w:r>
@@ -8952,10 +8949,54 @@
           <w:bCs/>
           <w:color w:val="000000"/>
           <w:kern w:val="0"/>
-          <w:lang w:val="en-US"/>
-          <w14:ligatures w14:val="none"/>
-        </w:rPr>
-        <w:t xml:space="preserve">Berg, F., Koelbel, J. F., &amp; </w:t>
+          <w:lang w:val="nb-NO"/>
+          <w14:ligatures w14:val="none"/>
+        </w:rPr>
+        <w:t xml:space="preserve">Berg, F., Koelbel, J. F., &amp; Rigobon, R. (2022). </w:t>
+      </w:r>
+      <w:r>
+        <w:rPr>
+          <w:rFonts w:ascii="Garamond" w:eastAsia="Times New Roman" w:hAnsi="Garamond" w:cs="Times New Roman"/>
+          <w:bCs/>
+          <w:color w:val="000000"/>
+          <w:kern w:val="0"/>
+          <w:lang w:val="en-US"/>
+          <w14:ligatures w14:val="none"/>
+        </w:rPr>
+        <w:t>Aggregate confusion: The divergence of ESG ratings. Review of Finance, 26(6), 1315-1344. (read pp 1316-1319)</w:t>
+      </w:r>
+    </w:p>
+    <w:p>
+      <w:pPr>
+        <w:widowControl w:val="0"/>
+        <w:numPr>
+          <w:ilvl w:val="0"/>
+          <w:numId w:val="31"/>
+        </w:numPr>
+        <w:autoSpaceDE w:val="0"/>
+        <w:autoSpaceDN w:val="0"/>
+        <w:adjustRightInd w:val="0"/>
+        <w:spacing w:after="0" w:line="240" w:lineRule="auto"/>
+        <w:jc w:val="both"/>
+        <w:rPr>
+          <w:rFonts w:ascii="Garamond" w:eastAsia="Times New Roman" w:hAnsi="Garamond" w:cs="Times New Roman"/>
+          <w:bCs/>
+          <w:color w:val="000000"/>
+          <w:kern w:val="0"/>
+          <w:lang w:val="en-US"/>
+          <w14:ligatures w14:val="none"/>
+        </w:rPr>
+      </w:pPr>
+      <w:r>
+        <w:rPr>
+          <w:rFonts w:ascii="Garamond" w:eastAsia="Times New Roman" w:hAnsi="Garamond" w:cs="Times New Roman"/>
+          <w:bCs/>
+          <w:color w:val="000000"/>
+          <w:kern w:val="0"/>
+          <w:lang w:val="en-US"/>
+          <w14:ligatures w14:val="none"/>
+        </w:rPr>
+        <w:t xml:space="preserve">Heath, D., </w:t>
       </w:r>
       <w:proofErr w:type="spellStart"/>
       <w:r>
@@ -8967,7 +9008,7 @@
           <w:lang w:val="en-US"/>
           <w14:ligatures w14:val="none"/>
         </w:rPr>
-        <w:t>Rigobon</w:t>
+        <w:t>Macciocchi</w:t>
       </w:r>
       <w:proofErr w:type="spellEnd"/>
       <w:r>
@@ -8979,8 +9020,21 @@
           <w:lang w:val="en-US"/>
           <w14:ligatures w14:val="none"/>
         </w:rPr>
-        <w:t>, R. (2022). Aggregate confusion: The divergence of ESG ratings. Review of Finance, 26(6), 1315-1344. (read pp 1316-1319)</w:t>
-      </w:r>
+        <w:t>, D., Michaely, R., &amp; Ringgenberg, M. C. (2021). Does socially responsible investing change firm behavior? European Corporate Governance Institute (ECGI)–Finance Working Paper, (762</w:t>
+      </w:r>
+      <w:proofErr w:type="gramStart"/>
+      <w:r>
+        <w:rPr>
+          <w:rFonts w:ascii="Garamond" w:eastAsia="Times New Roman" w:hAnsi="Garamond" w:cs="Times New Roman"/>
+          <w:bCs/>
+          <w:color w:val="000000"/>
+          <w:kern w:val="0"/>
+          <w:lang w:val="en-US"/>
+          <w14:ligatures w14:val="none"/>
+        </w:rPr>
+        <w:t>).*</w:t>
+      </w:r>
+      <w:proofErr w:type="gramEnd"/>
     </w:p>
     <w:p>
       <w:pPr>
@@ -9012,8 +9066,30 @@
           <w:lang w:val="en-US"/>
           <w14:ligatures w14:val="none"/>
         </w:rPr>
-        <w:t xml:space="preserve">Heath, D., </w:t>
-      </w:r>
+        <w:t>Curtis, Q., Fisch, J., &amp; Robertson, A. Z. (2021). Do ESG mutual funds deliver on their promises? Mich. L. Rev., 120(3), 393-450. (read pp 395-401)</w:t>
+      </w:r>
+    </w:p>
+    <w:p>
+      <w:pPr>
+        <w:widowControl w:val="0"/>
+        <w:numPr>
+          <w:ilvl w:val="0"/>
+          <w:numId w:val="31"/>
+        </w:numPr>
+        <w:autoSpaceDE w:val="0"/>
+        <w:autoSpaceDN w:val="0"/>
+        <w:adjustRightInd w:val="0"/>
+        <w:spacing w:after="0" w:line="240" w:lineRule="auto"/>
+        <w:jc w:val="both"/>
+        <w:rPr>
+          <w:rFonts w:ascii="Garamond" w:eastAsia="Times New Roman" w:hAnsi="Garamond" w:cs="Times New Roman"/>
+          <w:bCs/>
+          <w:color w:val="000000"/>
+          <w:kern w:val="0"/>
+          <w:lang w:val="en-US"/>
+          <w14:ligatures w14:val="none"/>
+        </w:rPr>
+      </w:pPr>
       <w:proofErr w:type="spellStart"/>
       <w:r>
         <w:rPr>
@@ -9024,7 +9100,7 @@
           <w:lang w:val="en-US"/>
           <w14:ligatures w14:val="none"/>
         </w:rPr>
-        <w:t>Macciocchi</w:t>
+        <w:t>Barzuza</w:t>
       </w:r>
       <w:proofErr w:type="spellEnd"/>
       <w:r>
@@ -9036,7 +9112,51 @@
           <w:lang w:val="en-US"/>
           <w14:ligatures w14:val="none"/>
         </w:rPr>
-        <w:t>, D., Michaely, R., &amp; Ringgenberg, M. C. (2021). Does socially responsible investing change firm behavior? European Corporate Governance Institute (ECGI)–Finance Working Paper, (762</w:t>
+        <w:t>, M., Curtis, Q., &amp; Webber, D. H. (2019). Shareholder Value(s): Index fund ESG Activism and The New Millennial Corporate Governance. S. Cal. L. Rev., 93, 1243-1322. (read pp 1246-1252, 1265-1275)</w:t>
+      </w:r>
+    </w:p>
+    <w:p>
+      <w:pPr>
+        <w:widowControl w:val="0"/>
+        <w:numPr>
+          <w:ilvl w:val="0"/>
+          <w:numId w:val="31"/>
+        </w:numPr>
+        <w:autoSpaceDE w:val="0"/>
+        <w:autoSpaceDN w:val="0"/>
+        <w:adjustRightInd w:val="0"/>
+        <w:spacing w:after="0" w:line="240" w:lineRule="auto"/>
+        <w:jc w:val="both"/>
+        <w:rPr>
+          <w:rFonts w:ascii="Garamond" w:eastAsia="Times New Roman" w:hAnsi="Garamond" w:cs="Times New Roman"/>
+          <w:bCs/>
+          <w:color w:val="000000"/>
+          <w:kern w:val="0"/>
+          <w:lang w:val="en-US"/>
+          <w14:ligatures w14:val="none"/>
+        </w:rPr>
+      </w:pPr>
+      <w:r>
+        <w:rPr>
+          <w:rFonts w:ascii="Garamond" w:eastAsia="Times New Roman" w:hAnsi="Garamond" w:cs="Times New Roman"/>
+          <w:bCs/>
+          <w:color w:val="000000"/>
+          <w:kern w:val="0"/>
+          <w:lang w:val="nb-NO"/>
+          <w14:ligatures w14:val="none"/>
+        </w:rPr>
+        <w:t xml:space="preserve">Berg, F., Koelbel, J. F., Pavlova, A., &amp; Rigobon, R. (2022). </w:t>
+      </w:r>
+      <w:r>
+        <w:rPr>
+          <w:rFonts w:ascii="Garamond" w:eastAsia="Times New Roman" w:hAnsi="Garamond" w:cs="Times New Roman"/>
+          <w:bCs/>
+          <w:color w:val="000000"/>
+          <w:kern w:val="0"/>
+          <w:lang w:val="en-US"/>
+          <w14:ligatures w14:val="none"/>
+        </w:rPr>
+        <w:t>ESG confusion and Stock Returns: Tackling the Problem of Noise. NBER Working Paper Series, (30562</w:t>
       </w:r>
       <w:proofErr w:type="gramStart"/>
       <w:r>
@@ -9082,8 +9202,69 @@
           <w:lang w:val="en-US"/>
           <w14:ligatures w14:val="none"/>
         </w:rPr>
-        <w:t>Curtis, Q., Fisch, J., &amp; Robertson, A. Z. (2021). Do ESG mutual funds deliver on their promises? Mich. L. Rev., 120(3), 393-450. (read pp 395-401)</w:t>
-      </w:r>
+        <w:t xml:space="preserve">Azar, J., Duro, M., </w:t>
+      </w:r>
+      <w:proofErr w:type="spellStart"/>
+      <w:r>
+        <w:rPr>
+          <w:rFonts w:ascii="Garamond" w:eastAsia="Times New Roman" w:hAnsi="Garamond" w:cs="Times New Roman"/>
+          <w:bCs/>
+          <w:color w:val="000000"/>
+          <w:kern w:val="0"/>
+          <w:lang w:val="en-US"/>
+          <w14:ligatures w14:val="none"/>
+        </w:rPr>
+        <w:t>Kadach</w:t>
+      </w:r>
+      <w:proofErr w:type="spellEnd"/>
+      <w:r>
+        <w:rPr>
+          <w:rFonts w:ascii="Garamond" w:eastAsia="Times New Roman" w:hAnsi="Garamond" w:cs="Times New Roman"/>
+          <w:bCs/>
+          <w:color w:val="000000"/>
+          <w:kern w:val="0"/>
+          <w:lang w:val="en-US"/>
+          <w14:ligatures w14:val="none"/>
+        </w:rPr>
+        <w:t xml:space="preserve">, I., &amp; </w:t>
+      </w:r>
+      <w:proofErr w:type="spellStart"/>
+      <w:r>
+        <w:rPr>
+          <w:rFonts w:ascii="Garamond" w:eastAsia="Times New Roman" w:hAnsi="Garamond" w:cs="Times New Roman"/>
+          <w:bCs/>
+          <w:color w:val="000000"/>
+          <w:kern w:val="0"/>
+          <w:lang w:val="en-US"/>
+          <w14:ligatures w14:val="none"/>
+        </w:rPr>
+        <w:t>Ormazabal</w:t>
+      </w:r>
+      <w:proofErr w:type="spellEnd"/>
+      <w:r>
+        <w:rPr>
+          <w:rFonts w:ascii="Garamond" w:eastAsia="Times New Roman" w:hAnsi="Garamond" w:cs="Times New Roman"/>
+          <w:bCs/>
+          <w:color w:val="000000"/>
+          <w:kern w:val="0"/>
+          <w:lang w:val="en-US"/>
+          <w14:ligatures w14:val="none"/>
+        </w:rPr>
+        <w:t>, G. (2021). The Big Three and Corporate Carbon Emissions around the World. Journal of Financial Economics, 142(2), 674-</w:t>
+      </w:r>
+      <w:proofErr w:type="gramStart"/>
+      <w:r>
+        <w:rPr>
+          <w:rFonts w:ascii="Garamond" w:eastAsia="Times New Roman" w:hAnsi="Garamond" w:cs="Times New Roman"/>
+          <w:bCs/>
+          <w:color w:val="000000"/>
+          <w:kern w:val="0"/>
+          <w:lang w:val="en-US"/>
+          <w14:ligatures w14:val="none"/>
+        </w:rPr>
+        <w:t>696.*</w:t>
+      </w:r>
+      <w:proofErr w:type="gramEnd"/>
     </w:p>
     <w:p>
       <w:pPr>
@@ -9106,98 +9287,294 @@
           <w14:ligatures w14:val="none"/>
         </w:rPr>
       </w:pPr>
+      <w:r>
+        <w:rPr>
+          <w:rFonts w:ascii="Garamond" w:eastAsia="Times New Roman" w:hAnsi="Garamond" w:cs="Times New Roman"/>
+          <w:bCs/>
+          <w:color w:val="000000"/>
+          <w:kern w:val="0"/>
+          <w:lang w:val="en-US"/>
+          <w14:ligatures w14:val="none"/>
+        </w:rPr>
+        <w:t xml:space="preserve">Khoo, K. (2023). Common Ownership and Corporate Social Responsibility: Evidence from BlackRock-BGI Merger. In I.H. Chiu &amp; H. Hirt (Ed.). Investment Management, Stewardship and Sustainability: Transformation and Challenges in Law and Regulation (pp. 235–284). Oxford: Hart </w:t>
+      </w:r>
+      <w:proofErr w:type="gramStart"/>
+      <w:r>
+        <w:rPr>
+          <w:rFonts w:ascii="Garamond" w:eastAsia="Times New Roman" w:hAnsi="Garamond" w:cs="Times New Roman"/>
+          <w:bCs/>
+          <w:color w:val="000000"/>
+          <w:kern w:val="0"/>
+          <w:lang w:val="en-US"/>
+          <w14:ligatures w14:val="none"/>
+        </w:rPr>
+        <w:t>Publishing.*</w:t>
+      </w:r>
+      <w:proofErr w:type="gramEnd"/>
+    </w:p>
+    <w:p>
+      <w:pPr>
+        <w:widowControl w:val="0"/>
+        <w:autoSpaceDE w:val="0"/>
+        <w:autoSpaceDN w:val="0"/>
+        <w:adjustRightInd w:val="0"/>
+        <w:spacing w:after="0" w:line="240" w:lineRule="auto"/>
+        <w:jc w:val="both"/>
+        <w:rPr>
+          <w:rFonts w:ascii="Garamond" w:eastAsia="Times New Roman" w:hAnsi="Garamond" w:cs="Times New Roman"/>
+          <w:bCs/>
+          <w:color w:val="000000"/>
+          <w:kern w:val="0"/>
+          <w:highlight w:val="yellow"/>
+          <w:lang w:val="en-US"/>
+          <w14:ligatures w14:val="none"/>
+        </w:rPr>
+      </w:pPr>
+    </w:p>
+    <w:p>
+      <w:pPr>
+        <w:widowControl w:val="0"/>
+        <w:autoSpaceDE w:val="0"/>
+        <w:autoSpaceDN w:val="0"/>
+        <w:adjustRightInd w:val="0"/>
+        <w:spacing w:after="0" w:line="240" w:lineRule="auto"/>
+        <w:jc w:val="both"/>
+        <w:rPr>
+          <w:rFonts w:ascii="Garamond" w:eastAsia="Times New Roman" w:hAnsi="Garamond" w:cs="Times New Roman"/>
+          <w:bCs/>
+          <w:color w:val="000000"/>
+          <w:kern w:val="0"/>
+          <w:u w:val="single"/>
+          <w:lang w:val="en-US"/>
+          <w14:ligatures w14:val="none"/>
+        </w:rPr>
+      </w:pPr>
+      <w:r>
+        <w:rPr>
+          <w:rFonts w:ascii="Garamond" w:eastAsia="Times New Roman" w:hAnsi="Garamond" w:cs="Times New Roman"/>
+          <w:bCs/>
+          <w:color w:val="000000"/>
+          <w:kern w:val="0"/>
+          <w:u w:val="single"/>
+          <w:lang w:val="en-US"/>
+          <w14:ligatures w14:val="none"/>
+        </w:rPr>
+        <w:t>Board Diversity</w:t>
+      </w:r>
+    </w:p>
+    <w:p>
+      <w:pPr>
+        <w:widowControl w:val="0"/>
+        <w:autoSpaceDE w:val="0"/>
+        <w:autoSpaceDN w:val="0"/>
+        <w:adjustRightInd w:val="0"/>
+        <w:spacing w:after="0" w:line="240" w:lineRule="auto"/>
+        <w:jc w:val="both"/>
+        <w:rPr>
+          <w:rFonts w:ascii="Garamond" w:eastAsia="Times New Roman" w:hAnsi="Garamond" w:cs="Times New Roman"/>
+          <w:kern w:val="0"/>
+          <w:lang w:val="en-US"/>
+          <w14:ligatures w14:val="none"/>
+        </w:rPr>
+      </w:pPr>
+    </w:p>
+    <w:p>
+      <w:pPr>
+        <w:widowControl w:val="0"/>
+        <w:numPr>
+          <w:ilvl w:val="0"/>
+          <w:numId w:val="32"/>
+        </w:numPr>
+        <w:autoSpaceDE w:val="0"/>
+        <w:autoSpaceDN w:val="0"/>
+        <w:adjustRightInd w:val="0"/>
+        <w:spacing w:after="0" w:line="240" w:lineRule="auto"/>
+        <w:jc w:val="both"/>
+        <w:rPr>
+          <w:rFonts w:ascii="Garamond" w:eastAsia="Times New Roman" w:hAnsi="Garamond" w:cs="Times New Roman"/>
+          <w:kern w:val="0"/>
+          <w:lang w:val="en-US"/>
+          <w14:ligatures w14:val="none"/>
+        </w:rPr>
+      </w:pPr>
+      <w:r>
+        <w:rPr>
+          <w:rFonts w:ascii="Garamond" w:eastAsia="Times New Roman" w:hAnsi="Garamond" w:cs="Times New Roman"/>
+          <w:kern w:val="0"/>
+          <w:lang w:val="en-US"/>
+          <w14:ligatures w14:val="none"/>
+        </w:rPr>
+        <w:t xml:space="preserve">Arrow, K. J. (1998). What </w:t>
+      </w:r>
+      <w:proofErr w:type="gramStart"/>
+      <w:r>
+        <w:rPr>
+          <w:rFonts w:ascii="Garamond" w:eastAsia="Times New Roman" w:hAnsi="Garamond" w:cs="Times New Roman"/>
+          <w:kern w:val="0"/>
+          <w:lang w:val="en-US"/>
+          <w14:ligatures w14:val="none"/>
+        </w:rPr>
+        <w:t>has economics</w:t>
+      </w:r>
+      <w:proofErr w:type="gramEnd"/>
+      <w:r>
+        <w:rPr>
+          <w:rFonts w:ascii="Garamond" w:eastAsia="Times New Roman" w:hAnsi="Garamond" w:cs="Times New Roman"/>
+          <w:kern w:val="0"/>
+          <w:lang w:val="en-US"/>
+          <w14:ligatures w14:val="none"/>
+        </w:rPr>
+        <w:t xml:space="preserve"> to say about racial </w:t>
+      </w:r>
+      <w:proofErr w:type="gramStart"/>
+      <w:r>
+        <w:rPr>
+          <w:rFonts w:ascii="Garamond" w:eastAsia="Times New Roman" w:hAnsi="Garamond" w:cs="Times New Roman"/>
+          <w:kern w:val="0"/>
+          <w:lang w:val="en-US"/>
+          <w14:ligatures w14:val="none"/>
+        </w:rPr>
+        <w:t>discrimination?.</w:t>
+      </w:r>
+      <w:proofErr w:type="gramEnd"/>
+      <w:r>
+        <w:rPr>
+          <w:rFonts w:ascii="Garamond" w:eastAsia="Times New Roman" w:hAnsi="Garamond" w:cs="Times New Roman"/>
+          <w:kern w:val="0"/>
+          <w:lang w:val="en-US"/>
+          <w14:ligatures w14:val="none"/>
+        </w:rPr>
+        <w:t xml:space="preserve"> Journal of economic perspectives, 12(2), 91-</w:t>
+      </w:r>
+      <w:proofErr w:type="gramStart"/>
+      <w:r>
+        <w:rPr>
+          <w:rFonts w:ascii="Garamond" w:eastAsia="Times New Roman" w:hAnsi="Garamond" w:cs="Times New Roman"/>
+          <w:kern w:val="0"/>
+          <w:lang w:val="en-US"/>
+          <w14:ligatures w14:val="none"/>
+        </w:rPr>
+        <w:t>100.*</w:t>
+      </w:r>
+      <w:proofErr w:type="gramEnd"/>
+    </w:p>
+    <w:p>
+      <w:pPr>
+        <w:widowControl w:val="0"/>
+        <w:numPr>
+          <w:ilvl w:val="0"/>
+          <w:numId w:val="32"/>
+        </w:numPr>
+        <w:autoSpaceDE w:val="0"/>
+        <w:autoSpaceDN w:val="0"/>
+        <w:adjustRightInd w:val="0"/>
+        <w:spacing w:after="0" w:line="240" w:lineRule="auto"/>
+        <w:jc w:val="both"/>
+        <w:rPr>
+          <w:rFonts w:ascii="Garamond" w:eastAsia="Times New Roman" w:hAnsi="Garamond" w:cs="Times New Roman"/>
+          <w:kern w:val="0"/>
+          <w:lang w:val="en-US"/>
+          <w14:ligatures w14:val="none"/>
+        </w:rPr>
+      </w:pPr>
+      <w:r>
+        <w:rPr>
+          <w:rFonts w:ascii="Garamond" w:eastAsia="Times New Roman" w:hAnsi="Garamond" w:cs="Times New Roman"/>
+          <w:kern w:val="0"/>
+          <w:lang w:val="en-US"/>
+          <w14:ligatures w14:val="none"/>
+        </w:rPr>
+        <w:t xml:space="preserve">Fairfax, L. M. (2005). The </w:t>
+      </w:r>
+      <w:proofErr w:type="gramStart"/>
+      <w:r>
+        <w:rPr>
+          <w:rFonts w:ascii="Garamond" w:eastAsia="Times New Roman" w:hAnsi="Garamond" w:cs="Times New Roman"/>
+          <w:kern w:val="0"/>
+          <w:lang w:val="en-US"/>
+          <w14:ligatures w14:val="none"/>
+        </w:rPr>
+        <w:t>bottom line on board</w:t>
+      </w:r>
+      <w:proofErr w:type="gramEnd"/>
+      <w:r>
+        <w:rPr>
+          <w:rFonts w:ascii="Garamond" w:eastAsia="Times New Roman" w:hAnsi="Garamond" w:cs="Times New Roman"/>
+          <w:kern w:val="0"/>
+          <w:lang w:val="en-US"/>
+          <w14:ligatures w14:val="none"/>
+        </w:rPr>
+        <w:t xml:space="preserve"> diversity: A cost-benefit analysis of the business rationales for diversity on corporate boards. Wis. L. Rev., </w:t>
+      </w:r>
+      <w:proofErr w:type="gramStart"/>
+      <w:r>
+        <w:rPr>
+          <w:rFonts w:ascii="Garamond" w:eastAsia="Times New Roman" w:hAnsi="Garamond" w:cs="Times New Roman"/>
+          <w:kern w:val="0"/>
+          <w:lang w:val="en-US"/>
+          <w14:ligatures w14:val="none"/>
+        </w:rPr>
+        <w:t>795.*</w:t>
+      </w:r>
+      <w:proofErr w:type="gramEnd"/>
+    </w:p>
+    <w:p>
+      <w:pPr>
+        <w:widowControl w:val="0"/>
+        <w:numPr>
+          <w:ilvl w:val="0"/>
+          <w:numId w:val="32"/>
+        </w:numPr>
+        <w:autoSpaceDE w:val="0"/>
+        <w:autoSpaceDN w:val="0"/>
+        <w:adjustRightInd w:val="0"/>
+        <w:spacing w:after="0" w:line="240" w:lineRule="auto"/>
+        <w:jc w:val="both"/>
+        <w:rPr>
+          <w:rFonts w:ascii="Garamond" w:eastAsia="Times New Roman" w:hAnsi="Garamond" w:cs="Times New Roman"/>
+          <w:kern w:val="0"/>
+          <w:lang w:val="en-US"/>
+          <w14:ligatures w14:val="none"/>
+        </w:rPr>
+      </w:pPr>
+      <w:r>
+        <w:rPr>
+          <w:rFonts w:ascii="Garamond" w:eastAsia="Times New Roman" w:hAnsi="Garamond" w:cs="Times New Roman"/>
+          <w:kern w:val="0"/>
+          <w:lang w:val="en-US"/>
+          <w14:ligatures w14:val="none"/>
+        </w:rPr>
+        <w:t xml:space="preserve">Harjoto, M., </w:t>
+      </w:r>
       <w:proofErr w:type="spellStart"/>
       <w:r>
         <w:rPr>
           <w:rFonts w:ascii="Garamond" w:eastAsia="Times New Roman" w:hAnsi="Garamond" w:cs="Times New Roman"/>
-          <w:bCs/>
-          <w:color w:val="000000"/>
-          <w:kern w:val="0"/>
-          <w:lang w:val="en-US"/>
-          <w14:ligatures w14:val="none"/>
-        </w:rPr>
-        <w:t>Barzuza</w:t>
+          <w:kern w:val="0"/>
+          <w:lang w:val="en-US"/>
+          <w14:ligatures w14:val="none"/>
+        </w:rPr>
+        <w:t>Laksmana</w:t>
       </w:r>
       <w:proofErr w:type="spellEnd"/>
       <w:r>
         <w:rPr>
           <w:rFonts w:ascii="Garamond" w:eastAsia="Times New Roman" w:hAnsi="Garamond" w:cs="Times New Roman"/>
-          <w:bCs/>
-          <w:color w:val="000000"/>
-          <w:kern w:val="0"/>
-          <w:lang w:val="en-US"/>
-          <w14:ligatures w14:val="none"/>
-        </w:rPr>
-        <w:t>, M., Curtis, Q., &amp; Webber, D. H. (2019). Shareholder Value(s): Index fund ESG Activism and The New Millennial Corporate Governance. S. Cal. L. Rev., 93, 1243-1322. (read pp 1246-1252, 1265-1275)</w:t>
-      </w:r>
-    </w:p>
-    <w:p>
-      <w:pPr>
-        <w:widowControl w:val="0"/>
-        <w:numPr>
-          <w:ilvl w:val="0"/>
-          <w:numId w:val="31"/>
-        </w:numPr>
-        <w:autoSpaceDE w:val="0"/>
-        <w:autoSpaceDN w:val="0"/>
-        <w:adjustRightInd w:val="0"/>
-        <w:spacing w:after="0" w:line="240" w:lineRule="auto"/>
-        <w:jc w:val="both"/>
-        <w:rPr>
-          <w:rFonts w:ascii="Garamond" w:eastAsia="Times New Roman" w:hAnsi="Garamond" w:cs="Times New Roman"/>
-          <w:bCs/>
-          <w:color w:val="000000"/>
-          <w:kern w:val="0"/>
-          <w:lang w:val="en-US"/>
-          <w14:ligatures w14:val="none"/>
-        </w:rPr>
-      </w:pPr>
-      <w:r>
-        <w:rPr>
-          <w:rFonts w:ascii="Garamond" w:eastAsia="Times New Roman" w:hAnsi="Garamond" w:cs="Times New Roman"/>
-          <w:bCs/>
-          <w:color w:val="000000"/>
-          <w:kern w:val="0"/>
-          <w:lang w:val="en-US"/>
-          <w14:ligatures w14:val="none"/>
-        </w:rPr>
-        <w:t xml:space="preserve">Berg, F., Koelbel, J. F., Pavlova, A., &amp; </w:t>
-      </w:r>
-      <w:proofErr w:type="spellStart"/>
-      <w:r>
-        <w:rPr>
-          <w:rFonts w:ascii="Garamond" w:eastAsia="Times New Roman" w:hAnsi="Garamond" w:cs="Times New Roman"/>
-          <w:bCs/>
-          <w:color w:val="000000"/>
-          <w:kern w:val="0"/>
-          <w:lang w:val="en-US"/>
-          <w14:ligatures w14:val="none"/>
-        </w:rPr>
-        <w:t>Rigobon</w:t>
-      </w:r>
-      <w:proofErr w:type="spellEnd"/>
-      <w:r>
-        <w:rPr>
-          <w:rFonts w:ascii="Garamond" w:eastAsia="Times New Roman" w:hAnsi="Garamond" w:cs="Times New Roman"/>
-          <w:bCs/>
-          <w:color w:val="000000"/>
-          <w:kern w:val="0"/>
-          <w:lang w:val="en-US"/>
-          <w14:ligatures w14:val="none"/>
-        </w:rPr>
-        <w:t>, R. (2022). ESG confusion and Stock Returns: Tackling the Problem of Noise. NBER Working Paper Series, (30562</w:t>
+          <w:kern w:val="0"/>
+          <w:lang w:val="en-US"/>
+          <w14:ligatures w14:val="none"/>
+        </w:rPr>
+        <w:t>, I., &amp; Lee, R. (2015). Board diversity and corporate social responsibility. Journal of business ethics, 132, 641-</w:t>
       </w:r>
       <w:proofErr w:type="gramStart"/>
       <w:r>
         <w:rPr>
           <w:rFonts w:ascii="Garamond" w:eastAsia="Times New Roman" w:hAnsi="Garamond" w:cs="Times New Roman"/>
-          <w:bCs/>
-          <w:color w:val="000000"/>
-          <w:kern w:val="0"/>
-          <w:lang w:val="en-US"/>
-          <w14:ligatures w14:val="none"/>
-        </w:rPr>
-        <w:t>).*</w:t>
+          <w:kern w:val="0"/>
+          <w:lang w:val="en-US"/>
+          <w14:ligatures w14:val="none"/>
+        </w:rPr>
+        <w:t>660.*</w:t>
       </w:r>
       <w:proofErr w:type="gramEnd"/>
     </w:p>
@@ -9206,92 +9583,47 @@
         <w:widowControl w:val="0"/>
         <w:numPr>
           <w:ilvl w:val="0"/>
-          <w:numId w:val="31"/>
-        </w:numPr>
-        <w:autoSpaceDE w:val="0"/>
-        <w:autoSpaceDN w:val="0"/>
-        <w:adjustRightInd w:val="0"/>
-        <w:spacing w:after="0" w:line="240" w:lineRule="auto"/>
-        <w:jc w:val="both"/>
-        <w:rPr>
-          <w:rFonts w:ascii="Garamond" w:eastAsia="Times New Roman" w:hAnsi="Garamond" w:cs="Times New Roman"/>
-          <w:bCs/>
-          <w:color w:val="000000"/>
-          <w:kern w:val="0"/>
-          <w:lang w:val="en-US"/>
-          <w14:ligatures w14:val="none"/>
-        </w:rPr>
-      </w:pPr>
-      <w:r>
-        <w:rPr>
-          <w:rFonts w:ascii="Garamond" w:eastAsia="Times New Roman" w:hAnsi="Garamond" w:cs="Times New Roman"/>
-          <w:bCs/>
-          <w:color w:val="000000"/>
-          <w:kern w:val="0"/>
-          <w:lang w:val="en-US"/>
-          <w14:ligatures w14:val="none"/>
-        </w:rPr>
-        <w:t xml:space="preserve">Azar, J., Duro, M., </w:t>
-      </w:r>
-      <w:proofErr w:type="spellStart"/>
-      <w:r>
-        <w:rPr>
-          <w:rFonts w:ascii="Garamond" w:eastAsia="Times New Roman" w:hAnsi="Garamond" w:cs="Times New Roman"/>
-          <w:bCs/>
-          <w:color w:val="000000"/>
-          <w:kern w:val="0"/>
-          <w:lang w:val="en-US"/>
-          <w14:ligatures w14:val="none"/>
-        </w:rPr>
-        <w:t>Kadach</w:t>
-      </w:r>
-      <w:proofErr w:type="spellEnd"/>
-      <w:r>
-        <w:rPr>
-          <w:rFonts w:ascii="Garamond" w:eastAsia="Times New Roman" w:hAnsi="Garamond" w:cs="Times New Roman"/>
-          <w:bCs/>
-          <w:color w:val="000000"/>
-          <w:kern w:val="0"/>
-          <w:lang w:val="en-US"/>
-          <w14:ligatures w14:val="none"/>
-        </w:rPr>
-        <w:t xml:space="preserve">, I., &amp; </w:t>
-      </w:r>
-      <w:proofErr w:type="spellStart"/>
-      <w:r>
-        <w:rPr>
-          <w:rFonts w:ascii="Garamond" w:eastAsia="Times New Roman" w:hAnsi="Garamond" w:cs="Times New Roman"/>
-          <w:bCs/>
-          <w:color w:val="000000"/>
-          <w:kern w:val="0"/>
-          <w:lang w:val="en-US"/>
-          <w14:ligatures w14:val="none"/>
-        </w:rPr>
-        <w:t>Ormazabal</w:t>
-      </w:r>
-      <w:proofErr w:type="spellEnd"/>
-      <w:r>
-        <w:rPr>
-          <w:rFonts w:ascii="Garamond" w:eastAsia="Times New Roman" w:hAnsi="Garamond" w:cs="Times New Roman"/>
-          <w:bCs/>
-          <w:color w:val="000000"/>
-          <w:kern w:val="0"/>
-          <w:lang w:val="en-US"/>
-          <w14:ligatures w14:val="none"/>
-        </w:rPr>
-        <w:t>, G. (2021). The Big Three and Corporate Carbon Emissions around the World. Journal of Financial Economics, 142(2), 674-</w:t>
+          <w:numId w:val="32"/>
+        </w:numPr>
+        <w:autoSpaceDE w:val="0"/>
+        <w:autoSpaceDN w:val="0"/>
+        <w:adjustRightInd w:val="0"/>
+        <w:spacing w:after="0" w:line="240" w:lineRule="auto"/>
+        <w:jc w:val="both"/>
+        <w:rPr>
+          <w:rFonts w:ascii="Garamond" w:eastAsia="Times New Roman" w:hAnsi="Garamond" w:cs="Times New Roman"/>
+          <w:kern w:val="0"/>
+          <w:lang w:val="en-US"/>
+          <w14:ligatures w14:val="none"/>
+        </w:rPr>
+      </w:pPr>
+      <w:r>
+        <w:rPr>
+          <w:rFonts w:ascii="Garamond" w:eastAsia="Times New Roman" w:hAnsi="Garamond" w:cs="Times New Roman"/>
+          <w:kern w:val="0"/>
+          <w:lang w:val="nb-NO"/>
+          <w14:ligatures w14:val="none"/>
+        </w:rPr>
+        <w:t xml:space="preserve">Beji, R., Yousfi, O., Loukil, N., &amp; Omri, A. (2021). </w:t>
+      </w:r>
+      <w:r>
+        <w:rPr>
+          <w:rFonts w:ascii="Garamond" w:eastAsia="Times New Roman" w:hAnsi="Garamond" w:cs="Times New Roman"/>
+          <w:kern w:val="0"/>
+          <w:lang w:val="en-US"/>
+          <w14:ligatures w14:val="none"/>
+        </w:rPr>
+        <w:t>Board diversity and corporate social responsibility: Empirical evidence from France. Journal of Business Ethics, 173, 133-</w:t>
       </w:r>
       <w:proofErr w:type="gramStart"/>
       <w:r>
         <w:rPr>
           <w:rFonts w:ascii="Garamond" w:eastAsia="Times New Roman" w:hAnsi="Garamond" w:cs="Times New Roman"/>
-          <w:bCs/>
-          <w:color w:val="000000"/>
-          <w:kern w:val="0"/>
-          <w:lang w:val="en-US"/>
-          <w14:ligatures w14:val="none"/>
-        </w:rPr>
-        <w:t>696.*</w:t>
+          <w:kern w:val="0"/>
+          <w:lang w:val="en-US"/>
+          <w14:ligatures w14:val="none"/>
+        </w:rPr>
+        <w:t>155.*</w:t>
       </w:r>
       <w:proofErr w:type="gramEnd"/>
     </w:p>
@@ -9300,118 +9632,6 @@
         <w:widowControl w:val="0"/>
         <w:numPr>
           <w:ilvl w:val="0"/>
-          <w:numId w:val="31"/>
-        </w:numPr>
-        <w:autoSpaceDE w:val="0"/>
-        <w:autoSpaceDN w:val="0"/>
-        <w:adjustRightInd w:val="0"/>
-        <w:spacing w:after="0" w:line="240" w:lineRule="auto"/>
-        <w:jc w:val="both"/>
-        <w:rPr>
-          <w:rFonts w:ascii="Garamond" w:eastAsia="Times New Roman" w:hAnsi="Garamond" w:cs="Times New Roman"/>
-          <w:bCs/>
-          <w:color w:val="000000"/>
-          <w:kern w:val="0"/>
-          <w:lang w:val="en-US"/>
-          <w14:ligatures w14:val="none"/>
-        </w:rPr>
-      </w:pPr>
-      <w:r>
-        <w:rPr>
-          <w:rFonts w:ascii="Garamond" w:eastAsia="Times New Roman" w:hAnsi="Garamond" w:cs="Times New Roman"/>
-          <w:bCs/>
-          <w:color w:val="000000"/>
-          <w:kern w:val="0"/>
-          <w:lang w:val="en-US"/>
-          <w14:ligatures w14:val="none"/>
-        </w:rPr>
-        <w:t xml:space="preserve">Khoo, K. (2023). Common Ownership and Corporate Social Responsibility: Evidence from BlackRock-BGI Merger. In I.H. Chiu &amp; H. Hirt (Ed.). Investment Management, Stewardship and Sustainability: Transformation and Challenges in Law and Regulation (pp. 235–284). Oxford: Hart </w:t>
-      </w:r>
-      <w:proofErr w:type="gramStart"/>
-      <w:r>
-        <w:rPr>
-          <w:rFonts w:ascii="Garamond" w:eastAsia="Times New Roman" w:hAnsi="Garamond" w:cs="Times New Roman"/>
-          <w:bCs/>
-          <w:color w:val="000000"/>
-          <w:kern w:val="0"/>
-          <w:lang w:val="en-US"/>
-          <w14:ligatures w14:val="none"/>
-        </w:rPr>
-        <w:t>Publishing.*</w:t>
-      </w:r>
-      <w:proofErr w:type="gramEnd"/>
-    </w:p>
-    <w:p>
-      <w:pPr>
-        <w:widowControl w:val="0"/>
-        <w:autoSpaceDE w:val="0"/>
-        <w:autoSpaceDN w:val="0"/>
-        <w:adjustRightInd w:val="0"/>
-        <w:spacing w:after="0" w:line="240" w:lineRule="auto"/>
-        <w:jc w:val="both"/>
-        <w:rPr>
-          <w:rFonts w:ascii="Garamond" w:eastAsia="Times New Roman" w:hAnsi="Garamond" w:cs="Times New Roman"/>
-          <w:bCs/>
-          <w:color w:val="000000"/>
-          <w:kern w:val="0"/>
-          <w:highlight w:val="yellow"/>
-          <w:lang w:val="en-US"/>
-          <w14:ligatures w14:val="none"/>
-        </w:rPr>
-      </w:pPr>
-    </w:p>
-    <w:p>
-      <w:pPr>
-        <w:widowControl w:val="0"/>
-        <w:autoSpaceDE w:val="0"/>
-        <w:autoSpaceDN w:val="0"/>
-        <w:adjustRightInd w:val="0"/>
-        <w:spacing w:after="0" w:line="240" w:lineRule="auto"/>
-        <w:jc w:val="both"/>
-        <w:rPr>
-          <w:rFonts w:ascii="Garamond" w:eastAsia="Times New Roman" w:hAnsi="Garamond" w:cs="Times New Roman"/>
-          <w:bCs/>
-          <w:color w:val="000000"/>
-          <w:kern w:val="0"/>
-          <w:u w:val="single"/>
-          <w:lang w:val="en-US"/>
-          <w14:ligatures w14:val="none"/>
-        </w:rPr>
-      </w:pPr>
-      <w:r>
-        <w:rPr>
-          <w:rFonts w:ascii="Garamond" w:eastAsia="Times New Roman" w:hAnsi="Garamond" w:cs="Times New Roman"/>
-          <w:bCs/>
-          <w:color w:val="000000"/>
-          <w:kern w:val="0"/>
-          <w:u w:val="single"/>
-          <w:lang w:val="en-US"/>
-          <w14:ligatures w14:val="none"/>
-        </w:rPr>
-        <w:t>Board Diversity</w:t>
-      </w:r>
-    </w:p>
-    <w:p>
-      <w:pPr>
-        <w:widowControl w:val="0"/>
-        <w:autoSpaceDE w:val="0"/>
-        <w:autoSpaceDN w:val="0"/>
-        <w:adjustRightInd w:val="0"/>
-        <w:spacing w:after="0" w:line="240" w:lineRule="auto"/>
-        <w:jc w:val="both"/>
-        <w:rPr>
-          <w:rFonts w:ascii="Garamond" w:eastAsia="Times New Roman" w:hAnsi="Garamond" w:cs="Times New Roman"/>
-          <w:kern w:val="0"/>
-          <w:lang w:val="en-US"/>
-          <w14:ligatures w14:val="none"/>
-        </w:rPr>
-      </w:pPr>
-    </w:p>
-    <w:p>
-      <w:pPr>
-        <w:widowControl w:val="0"/>
-        <w:numPr>
-          <w:ilvl w:val="0"/>
           <w:numId w:val="32"/>
         </w:numPr>
         <w:autoSpaceDE w:val="0"/>
@@ -9430,312 +9650,19 @@
         <w:rPr>
           <w:rFonts w:ascii="Garamond" w:eastAsia="Times New Roman" w:hAnsi="Garamond" w:cs="Times New Roman"/>
           <w:kern w:val="0"/>
-          <w:lang w:val="en-US"/>
-          <w14:ligatures w14:val="none"/>
-        </w:rPr>
-        <w:t xml:space="preserve">Arrow, K. J. (1998). What </w:t>
-      </w:r>
-      <w:proofErr w:type="gramStart"/>
-      <w:r>
-        <w:rPr>
-          <w:rFonts w:ascii="Garamond" w:eastAsia="Times New Roman" w:hAnsi="Garamond" w:cs="Times New Roman"/>
-          <w:kern w:val="0"/>
-          <w:lang w:val="en-US"/>
-          <w14:ligatures w14:val="none"/>
-        </w:rPr>
-        <w:t>has economics</w:t>
-      </w:r>
-      <w:proofErr w:type="gramEnd"/>
-      <w:r>
-        <w:rPr>
-          <w:rFonts w:ascii="Garamond" w:eastAsia="Times New Roman" w:hAnsi="Garamond" w:cs="Times New Roman"/>
-          <w:kern w:val="0"/>
-          <w:lang w:val="en-US"/>
-          <w14:ligatures w14:val="none"/>
-        </w:rPr>
-        <w:t xml:space="preserve"> to say about racial </w:t>
-      </w:r>
-      <w:proofErr w:type="gramStart"/>
-      <w:r>
-        <w:rPr>
-          <w:rFonts w:ascii="Garamond" w:eastAsia="Times New Roman" w:hAnsi="Garamond" w:cs="Times New Roman"/>
-          <w:kern w:val="0"/>
-          <w:lang w:val="en-US"/>
-          <w14:ligatures w14:val="none"/>
-        </w:rPr>
-        <w:t>discrimination?.</w:t>
-      </w:r>
-      <w:proofErr w:type="gramEnd"/>
-      <w:r>
-        <w:rPr>
-          <w:rFonts w:ascii="Garamond" w:eastAsia="Times New Roman" w:hAnsi="Garamond" w:cs="Times New Roman"/>
-          <w:kern w:val="0"/>
-          <w:lang w:val="en-US"/>
-          <w14:ligatures w14:val="none"/>
-        </w:rPr>
-        <w:t xml:space="preserve"> Journal of economic perspectives, 12(2), 91-</w:t>
-      </w:r>
-      <w:proofErr w:type="gramStart"/>
-      <w:r>
-        <w:rPr>
-          <w:rFonts w:ascii="Garamond" w:eastAsia="Times New Roman" w:hAnsi="Garamond" w:cs="Times New Roman"/>
-          <w:kern w:val="0"/>
-          <w:lang w:val="en-US"/>
-          <w14:ligatures w14:val="none"/>
-        </w:rPr>
-        <w:t>100.*</w:t>
-      </w:r>
-      <w:proofErr w:type="gramEnd"/>
-    </w:p>
-    <w:p>
-      <w:pPr>
-        <w:widowControl w:val="0"/>
-        <w:numPr>
-          <w:ilvl w:val="0"/>
-          <w:numId w:val="32"/>
-        </w:numPr>
-        <w:autoSpaceDE w:val="0"/>
-        <w:autoSpaceDN w:val="0"/>
-        <w:adjustRightInd w:val="0"/>
-        <w:spacing w:after="0" w:line="240" w:lineRule="auto"/>
-        <w:jc w:val="both"/>
-        <w:rPr>
-          <w:rFonts w:ascii="Garamond" w:eastAsia="Times New Roman" w:hAnsi="Garamond" w:cs="Times New Roman"/>
-          <w:kern w:val="0"/>
-          <w:lang w:val="en-US"/>
-          <w14:ligatures w14:val="none"/>
-        </w:rPr>
-      </w:pPr>
-      <w:r>
-        <w:rPr>
-          <w:rFonts w:ascii="Garamond" w:eastAsia="Times New Roman" w:hAnsi="Garamond" w:cs="Times New Roman"/>
-          <w:kern w:val="0"/>
-          <w:lang w:val="en-US"/>
-          <w14:ligatures w14:val="none"/>
-        </w:rPr>
-        <w:t xml:space="preserve">Fairfax, L. M. (2005). The </w:t>
-      </w:r>
-      <w:proofErr w:type="gramStart"/>
-      <w:r>
-        <w:rPr>
-          <w:rFonts w:ascii="Garamond" w:eastAsia="Times New Roman" w:hAnsi="Garamond" w:cs="Times New Roman"/>
-          <w:kern w:val="0"/>
-          <w:lang w:val="en-US"/>
-          <w14:ligatures w14:val="none"/>
-        </w:rPr>
-        <w:t>bottom line on board</w:t>
-      </w:r>
-      <w:proofErr w:type="gramEnd"/>
-      <w:r>
-        <w:rPr>
-          <w:rFonts w:ascii="Garamond" w:eastAsia="Times New Roman" w:hAnsi="Garamond" w:cs="Times New Roman"/>
-          <w:kern w:val="0"/>
-          <w:lang w:val="en-US"/>
-          <w14:ligatures w14:val="none"/>
-        </w:rPr>
-        <w:t xml:space="preserve"> diversity: A cost-benefit analysis of the business rationales for diversity on corporate boards. Wis. L. Rev., </w:t>
-      </w:r>
-      <w:proofErr w:type="gramStart"/>
-      <w:r>
-        <w:rPr>
-          <w:rFonts w:ascii="Garamond" w:eastAsia="Times New Roman" w:hAnsi="Garamond" w:cs="Times New Roman"/>
-          <w:kern w:val="0"/>
-          <w:lang w:val="en-US"/>
-          <w14:ligatures w14:val="none"/>
-        </w:rPr>
-        <w:t>795.*</w:t>
-      </w:r>
-      <w:proofErr w:type="gramEnd"/>
-    </w:p>
-    <w:p>
-      <w:pPr>
-        <w:widowControl w:val="0"/>
-        <w:numPr>
-          <w:ilvl w:val="0"/>
-          <w:numId w:val="32"/>
-        </w:numPr>
-        <w:autoSpaceDE w:val="0"/>
-        <w:autoSpaceDN w:val="0"/>
-        <w:adjustRightInd w:val="0"/>
-        <w:spacing w:after="0" w:line="240" w:lineRule="auto"/>
-        <w:jc w:val="both"/>
-        <w:rPr>
-          <w:rFonts w:ascii="Garamond" w:eastAsia="Times New Roman" w:hAnsi="Garamond" w:cs="Times New Roman"/>
-          <w:kern w:val="0"/>
-          <w:lang w:val="en-US"/>
-          <w14:ligatures w14:val="none"/>
-        </w:rPr>
-      </w:pPr>
-      <w:proofErr w:type="spellStart"/>
-      <w:r>
-        <w:rPr>
-          <w:rFonts w:ascii="Garamond" w:eastAsia="Times New Roman" w:hAnsi="Garamond" w:cs="Times New Roman"/>
-          <w:kern w:val="0"/>
-          <w:lang w:val="en-US"/>
-          <w14:ligatures w14:val="none"/>
-        </w:rPr>
-        <w:t>Harjoto</w:t>
-      </w:r>
-      <w:proofErr w:type="spellEnd"/>
-      <w:r>
-        <w:rPr>
-          <w:rFonts w:ascii="Garamond" w:eastAsia="Times New Roman" w:hAnsi="Garamond" w:cs="Times New Roman"/>
-          <w:kern w:val="0"/>
-          <w:lang w:val="en-US"/>
-          <w14:ligatures w14:val="none"/>
-        </w:rPr>
-        <w:t xml:space="preserve">, M., </w:t>
-      </w:r>
-      <w:proofErr w:type="spellStart"/>
-      <w:r>
-        <w:rPr>
-          <w:rFonts w:ascii="Garamond" w:eastAsia="Times New Roman" w:hAnsi="Garamond" w:cs="Times New Roman"/>
-          <w:kern w:val="0"/>
-          <w:lang w:val="en-US"/>
-          <w14:ligatures w14:val="none"/>
-        </w:rPr>
-        <w:t>Laksmana</w:t>
-      </w:r>
-      <w:proofErr w:type="spellEnd"/>
-      <w:r>
-        <w:rPr>
-          <w:rFonts w:ascii="Garamond" w:eastAsia="Times New Roman" w:hAnsi="Garamond" w:cs="Times New Roman"/>
-          <w:kern w:val="0"/>
-          <w:lang w:val="en-US"/>
-          <w14:ligatures w14:val="none"/>
-        </w:rPr>
-        <w:t>, I., &amp; Lee, R. (2015). Board diversity and corporate social responsibility. Journal of business ethics, 132, 641-</w:t>
-      </w:r>
-      <w:proofErr w:type="gramStart"/>
-      <w:r>
-        <w:rPr>
-          <w:rFonts w:ascii="Garamond" w:eastAsia="Times New Roman" w:hAnsi="Garamond" w:cs="Times New Roman"/>
-          <w:kern w:val="0"/>
-          <w:lang w:val="en-US"/>
-          <w14:ligatures w14:val="none"/>
-        </w:rPr>
-        <w:t>660.*</w:t>
-      </w:r>
-      <w:proofErr w:type="gramEnd"/>
-    </w:p>
-    <w:p>
-      <w:pPr>
-        <w:widowControl w:val="0"/>
-        <w:numPr>
-          <w:ilvl w:val="0"/>
-          <w:numId w:val="32"/>
-        </w:numPr>
-        <w:autoSpaceDE w:val="0"/>
-        <w:autoSpaceDN w:val="0"/>
-        <w:adjustRightInd w:val="0"/>
-        <w:spacing w:after="0" w:line="240" w:lineRule="auto"/>
-        <w:jc w:val="both"/>
-        <w:rPr>
-          <w:rFonts w:ascii="Garamond" w:eastAsia="Times New Roman" w:hAnsi="Garamond" w:cs="Times New Roman"/>
-          <w:kern w:val="0"/>
-          <w:lang w:val="en-US"/>
-          <w14:ligatures w14:val="none"/>
-        </w:rPr>
-      </w:pPr>
-      <w:r>
-        <w:rPr>
-          <w:rFonts w:ascii="Garamond" w:eastAsia="Times New Roman" w:hAnsi="Garamond" w:cs="Times New Roman"/>
-          <w:kern w:val="0"/>
-          <w:lang w:val="en-US"/>
-          <w14:ligatures w14:val="none"/>
-        </w:rPr>
-        <w:t xml:space="preserve">Beji, R., </w:t>
-      </w:r>
-      <w:proofErr w:type="spellStart"/>
-      <w:r>
-        <w:rPr>
-          <w:rFonts w:ascii="Garamond" w:eastAsia="Times New Roman" w:hAnsi="Garamond" w:cs="Times New Roman"/>
-          <w:kern w:val="0"/>
-          <w:lang w:val="en-US"/>
-          <w14:ligatures w14:val="none"/>
-        </w:rPr>
-        <w:t>Yousfi</w:t>
-      </w:r>
-      <w:proofErr w:type="spellEnd"/>
-      <w:r>
-        <w:rPr>
-          <w:rFonts w:ascii="Garamond" w:eastAsia="Times New Roman" w:hAnsi="Garamond" w:cs="Times New Roman"/>
-          <w:kern w:val="0"/>
-          <w:lang w:val="en-US"/>
-          <w14:ligatures w14:val="none"/>
-        </w:rPr>
-        <w:t xml:space="preserve">, O., </w:t>
-      </w:r>
-      <w:proofErr w:type="spellStart"/>
-      <w:r>
-        <w:rPr>
-          <w:rFonts w:ascii="Garamond" w:eastAsia="Times New Roman" w:hAnsi="Garamond" w:cs="Times New Roman"/>
-          <w:kern w:val="0"/>
-          <w:lang w:val="en-US"/>
-          <w14:ligatures w14:val="none"/>
-        </w:rPr>
-        <w:t>Loukil</w:t>
-      </w:r>
-      <w:proofErr w:type="spellEnd"/>
-      <w:r>
-        <w:rPr>
-          <w:rFonts w:ascii="Garamond" w:eastAsia="Times New Roman" w:hAnsi="Garamond" w:cs="Times New Roman"/>
-          <w:kern w:val="0"/>
-          <w:lang w:val="en-US"/>
-          <w14:ligatures w14:val="none"/>
-        </w:rPr>
-        <w:t>, N., &amp; Omri, A. (2021). Board diversity and corporate social responsibility: Empirical evidence from France. Journal of Business Ethics, 173, 133-</w:t>
-      </w:r>
-      <w:proofErr w:type="gramStart"/>
-      <w:r>
-        <w:rPr>
-          <w:rFonts w:ascii="Garamond" w:eastAsia="Times New Roman" w:hAnsi="Garamond" w:cs="Times New Roman"/>
-          <w:kern w:val="0"/>
-          <w:lang w:val="en-US"/>
-          <w14:ligatures w14:val="none"/>
-        </w:rPr>
-        <w:t>155.*</w:t>
-      </w:r>
-      <w:proofErr w:type="gramEnd"/>
-    </w:p>
-    <w:p>
-      <w:pPr>
-        <w:widowControl w:val="0"/>
-        <w:numPr>
-          <w:ilvl w:val="0"/>
-          <w:numId w:val="32"/>
-        </w:numPr>
-        <w:autoSpaceDE w:val="0"/>
-        <w:autoSpaceDN w:val="0"/>
-        <w:adjustRightInd w:val="0"/>
-        <w:spacing w:after="0" w:line="240" w:lineRule="auto"/>
-        <w:jc w:val="both"/>
-        <w:rPr>
-          <w:rFonts w:ascii="Garamond" w:eastAsia="Times New Roman" w:hAnsi="Garamond" w:cs="Times New Roman"/>
-          <w:kern w:val="0"/>
-          <w:lang w:val="en-US"/>
-          <w14:ligatures w14:val="none"/>
-        </w:rPr>
-      </w:pPr>
-      <w:proofErr w:type="spellStart"/>
-      <w:r>
-        <w:rPr>
-          <w:rFonts w:ascii="Garamond" w:eastAsia="Times New Roman" w:hAnsi="Garamond" w:cs="Times New Roman"/>
-          <w:kern w:val="0"/>
-          <w:lang w:val="en-US"/>
-          <w14:ligatures w14:val="none"/>
-        </w:rPr>
-        <w:t>Grosvold</w:t>
-      </w:r>
-      <w:proofErr w:type="spellEnd"/>
-      <w:r>
-        <w:rPr>
-          <w:rFonts w:ascii="Garamond" w:eastAsia="Times New Roman" w:hAnsi="Garamond" w:cs="Times New Roman"/>
-          <w:kern w:val="0"/>
-          <w:lang w:val="en-US"/>
-          <w14:ligatures w14:val="none"/>
-        </w:rPr>
-        <w:t xml:space="preserve">, J., Brammer, S., &amp; Rayton, B. (2007). Board diversity in the United Kingdom </w:t>
+          <w:lang w:val="nb-NO"/>
+          <w14:ligatures w14:val="none"/>
+        </w:rPr>
+        <w:t xml:space="preserve">Grosvold, J., Brammer, S., &amp; Rayton, B. (2007). </w:t>
+      </w:r>
+      <w:r>
+        <w:rPr>
+          <w:rFonts w:ascii="Garamond" w:eastAsia="Times New Roman" w:hAnsi="Garamond" w:cs="Times New Roman"/>
+          <w:kern w:val="0"/>
+          <w:lang w:val="en-US"/>
+          <w14:ligatures w14:val="none"/>
+        </w:rPr>
+        <w:t xml:space="preserve">Board diversity in the United Kingdom </w:t>
       </w:r>
       <w:r>
         <w:rPr>
@@ -10855,10 +10782,21 @@
           <w:bCs/>
           <w:color w:val="000000"/>
           <w:kern w:val="0"/>
-          <w:lang w:val="en-US"/>
-          <w14:ligatures w14:val="none"/>
-        </w:rPr>
-        <w:t>Frankenreiter, J., Hwang, C., Nili, Y., &amp; Talley, E. (2021). Cleaning corporate governance. U. Pa. L. Rev., 170, 1. *</w:t>
+          <w:lang w:val="nb-NO"/>
+          <w14:ligatures w14:val="none"/>
+        </w:rPr>
+        <w:t xml:space="preserve">Frankenreiter, J., Hwang, C., Nili, Y., &amp; Talley, E. (2021). </w:t>
+      </w:r>
+      <w:r>
+        <w:rPr>
+          <w:rFonts w:ascii="Garamond" w:eastAsia="Times New Roman" w:hAnsi="Garamond" w:cs="Times New Roman"/>
+          <w:bCs/>
+          <w:color w:val="000000"/>
+          <w:kern w:val="0"/>
+          <w:lang w:val="en-US"/>
+          <w14:ligatures w14:val="none"/>
+        </w:rPr>
+        <w:t>Cleaning corporate governance. U. Pa. L. Rev., 170, 1. *</w:t>
       </w:r>
     </w:p>
     <w:p>
@@ -10888,10 +10826,21 @@
           <w:bCs/>
           <w:color w:val="000000"/>
           <w:kern w:val="0"/>
-          <w:lang w:val="en-US"/>
-          <w14:ligatures w14:val="none"/>
-        </w:rPr>
-        <w:t xml:space="preserve">Bebchuk, L. A., Kastiel, K., &amp; Toniolo, A. (2023). How Twitter Pushed Stakeholders Under </w:t>
+          <w:lang w:val="nb-NO"/>
+          <w14:ligatures w14:val="none"/>
+        </w:rPr>
+        <w:t xml:space="preserve">Bebchuk, L. A., Kastiel, K., &amp; Toniolo, A. (2023). </w:t>
+      </w:r>
+      <w:r>
+        <w:rPr>
+          <w:rFonts w:ascii="Garamond" w:eastAsia="Times New Roman" w:hAnsi="Garamond" w:cs="Times New Roman"/>
+          <w:bCs/>
+          <w:color w:val="000000"/>
+          <w:kern w:val="0"/>
+          <w:lang w:val="en-US"/>
+          <w14:ligatures w14:val="none"/>
+        </w:rPr>
+        <w:t xml:space="preserve">How Twitter Pushed Stakeholders Under </w:t>
       </w:r>
       <w:proofErr w:type="gramStart"/>
       <w:r>
@@ -11386,7 +11335,7 @@
         <w:rPr>
           <w:rFonts w:ascii="Garamond" w:eastAsia="Times New Roman" w:hAnsi="Garamond" w:cs="Times New Roman"/>
           <w:kern w:val="0"/>
-          <w:lang w:val="en-US"/>
+          <w:lang w:val="nb-NO"/>
           <w14:ligatures w14:val="none"/>
         </w:rPr>
       </w:pPr>
@@ -11396,7 +11345,7 @@
           <w:i/>
           <w:iCs/>
           <w:kern w:val="0"/>
-          <w:lang w:val="en-US"/>
+          <w:lang w:val="nb-NO"/>
           <w14:ligatures w14:val="none"/>
         </w:rPr>
         <w:t>Ng Eng Ghee v Mamata Kapildev Dave</w:t>
@@ -11405,7 +11354,7 @@
         <w:rPr>
           <w:rFonts w:ascii="Garamond" w:eastAsia="Times New Roman" w:hAnsi="Garamond" w:cs="Times New Roman"/>
           <w:kern w:val="0"/>
-          <w:lang w:val="en-US"/>
+          <w:lang w:val="nb-NO"/>
           <w14:ligatures w14:val="none"/>
         </w:rPr>
         <w:t xml:space="preserve"> [2009] 3 SLR(R) 109.</w:t>
@@ -11424,7 +11373,7 @@
           <w:b/>
           <w:bCs/>
           <w:kern w:val="0"/>
-          <w:lang w:val="en-US"/>
+          <w:lang w:val="nb-NO"/>
           <w14:ligatures w14:val="none"/>
         </w:rPr>
       </w:pPr>
@@ -11442,7 +11391,7 @@
           <w:b/>
           <w:bCs/>
           <w:kern w:val="0"/>
-          <w:lang w:val="en-US"/>
+          <w:lang w:val="nb-NO"/>
           <w14:ligatures w14:val="none"/>
         </w:rPr>
       </w:pPr>
@@ -11949,10 +11898,20 @@
           <w:rFonts w:ascii="Garamond" w:eastAsia="Times New Roman" w:hAnsi="Garamond" w:cs="Times New Roman"/>
           <w:color w:val="000000"/>
           <w:kern w:val="0"/>
-          <w:lang w:val="en-US"/>
-          <w14:ligatures w14:val="none"/>
-        </w:rPr>
-        <w:t xml:space="preserve">Bebchuk, L. A., &amp; Hamdani, A. (2018). The Agency Costs of Controlling Shareholders. Unpublished Working Paper, Harvard Law School and Tel Aviv </w:t>
+          <w:lang w:val="nb-NO"/>
+          <w14:ligatures w14:val="none"/>
+        </w:rPr>
+        <w:t xml:space="preserve">Bebchuk, L. A., &amp; Hamdani, A. (2018). </w:t>
+      </w:r>
+      <w:r>
+        <w:rPr>
+          <w:rFonts w:ascii="Garamond" w:eastAsia="Times New Roman" w:hAnsi="Garamond" w:cs="Times New Roman"/>
+          <w:color w:val="000000"/>
+          <w:kern w:val="0"/>
+          <w:lang w:val="en-US"/>
+          <w14:ligatures w14:val="none"/>
+        </w:rPr>
+        <w:t xml:space="preserve">The Agency Costs of Controlling Shareholders. Unpublished Working Paper, Harvard Law School and Tel Aviv </w:t>
       </w:r>
       <w:proofErr w:type="gramStart"/>
       <w:r>
@@ -12021,10 +11980,19 @@
         <w:rPr>
           <w:rFonts w:ascii="Garamond" w:eastAsia="Times New Roman" w:hAnsi="Garamond" w:cs="Times New Roman"/>
           <w:kern w:val="0"/>
-          <w:lang w:val="en-US"/>
-          <w14:ligatures w14:val="none"/>
-        </w:rPr>
-        <w:t>Bebchuk, L. A., &amp; Hamdani, A. (2009). The Elusive Quest for Global Governance Standards. University of Pennsylvania Law Review, 157(5), 1263–1317. *</w:t>
+          <w:lang w:val="nb-NO"/>
+          <w14:ligatures w14:val="none"/>
+        </w:rPr>
+        <w:t xml:space="preserve">Bebchuk, L. A., &amp; Hamdani, A. (2009). </w:t>
+      </w:r>
+      <w:r>
+        <w:rPr>
+          <w:rFonts w:ascii="Garamond" w:eastAsia="Times New Roman" w:hAnsi="Garamond" w:cs="Times New Roman"/>
+          <w:kern w:val="0"/>
+          <w:lang w:val="en-US"/>
+          <w14:ligatures w14:val="none"/>
+        </w:rPr>
+        <w:t>The Elusive Quest for Global Governance Standards. University of Pennsylvania Law Review, 157(5), 1263–1317. *</w:t>
       </w:r>
     </w:p>
     <w:p>
@@ -12416,7 +12384,7 @@
           <w:bCs/>
           <w:color w:val="000000"/>
           <w:kern w:val="0"/>
-          <w:lang w:val="en-US"/>
+          <w:lang w:val="nb-NO"/>
           <w14:ligatures w14:val="none"/>
         </w:rPr>
       </w:pPr>
@@ -12428,46 +12396,18 @@
           <w:iCs/>
           <w:color w:val="000000"/>
           <w:kern w:val="0"/>
-          <w:lang w:val="en-US"/>
-          <w14:ligatures w14:val="none"/>
-        </w:rPr>
-        <w:t xml:space="preserve">Over &amp; Over Ltd. v </w:t>
-      </w:r>
-      <w:proofErr w:type="spellStart"/>
-      <w:r>
-        <w:rPr>
-          <w:rFonts w:ascii="Garamond" w:eastAsia="Times New Roman" w:hAnsi="Garamond" w:cs="Times New Roman"/>
-          <w:bCs/>
-          <w:i/>
-          <w:iCs/>
-          <w:color w:val="000000"/>
-          <w:kern w:val="0"/>
-          <w:lang w:val="en-US"/>
-          <w14:ligatures w14:val="none"/>
-        </w:rPr>
-        <w:t>Bonvest</w:t>
-      </w:r>
-      <w:proofErr w:type="spellEnd"/>
-      <w:r>
-        <w:rPr>
-          <w:rFonts w:ascii="Garamond" w:eastAsia="Times New Roman" w:hAnsi="Garamond" w:cs="Times New Roman"/>
-          <w:bCs/>
-          <w:i/>
-          <w:iCs/>
-          <w:color w:val="000000"/>
-          <w:kern w:val="0"/>
-          <w:lang w:val="en-US"/>
-          <w14:ligatures w14:val="none"/>
-        </w:rPr>
-        <w:t xml:space="preserve"> Holdings Ltd</w:t>
-      </w:r>
-      <w:r>
-        <w:rPr>
-          <w:rFonts w:ascii="Garamond" w:eastAsia="Times New Roman" w:hAnsi="Garamond" w:cs="Times New Roman"/>
-          <w:bCs/>
-          <w:color w:val="000000"/>
-          <w:kern w:val="0"/>
-          <w:lang w:val="en-US"/>
+          <w:lang w:val="nb-NO"/>
+          <w14:ligatures w14:val="none"/>
+        </w:rPr>
+        <w:t>Over &amp; Over Ltd. v Bonvest Holdings Ltd</w:t>
+      </w:r>
+      <w:r>
+        <w:rPr>
+          <w:rFonts w:ascii="Garamond" w:eastAsia="Times New Roman" w:hAnsi="Garamond" w:cs="Times New Roman"/>
+          <w:bCs/>
+          <w:color w:val="000000"/>
+          <w:kern w:val="0"/>
+          <w:lang w:val="nb-NO"/>
           <w14:ligatures w14:val="none"/>
         </w:rPr>
         <w:t xml:space="preserve"> [2010] 2 SLR 776 *</w:t>
@@ -12486,42 +12426,42 @@
           <w:bCs/>
           <w:color w:val="000000"/>
           <w:kern w:val="0"/>
-          <w:lang w:val="en-US"/>
-          <w14:ligatures w14:val="none"/>
-        </w:rPr>
-      </w:pPr>
-    </w:p>
-    <w:p>
-      <w:pPr>
-        <w:widowControl w:val="0"/>
-        <w:autoSpaceDE w:val="0"/>
-        <w:autoSpaceDN w:val="0"/>
-        <w:adjustRightInd w:val="0"/>
-        <w:spacing w:after="0" w:line="240" w:lineRule="auto"/>
-        <w:jc w:val="both"/>
-        <w:rPr>
-          <w:rFonts w:ascii="Garamond" w:eastAsia="Times New Roman" w:hAnsi="Garamond" w:cs="Times New Roman"/>
-          <w:bCs/>
-          <w:color w:val="000000"/>
-          <w:kern w:val="0"/>
-          <w:lang w:val="en-US"/>
-          <w14:ligatures w14:val="none"/>
-        </w:rPr>
-      </w:pPr>
-    </w:p>
-    <w:p>
-      <w:pPr>
-        <w:widowControl w:val="0"/>
-        <w:autoSpaceDE w:val="0"/>
-        <w:autoSpaceDN w:val="0"/>
-        <w:adjustRightInd w:val="0"/>
-        <w:spacing w:after="0" w:line="240" w:lineRule="auto"/>
-        <w:jc w:val="both"/>
-        <w:rPr>
-          <w:rFonts w:ascii="Garamond" w:eastAsia="Times New Roman" w:hAnsi="Garamond" w:cs="Times New Roman"/>
-          <w:bCs/>
-          <w:kern w:val="0"/>
-          <w:lang w:val="en-US"/>
+          <w:lang w:val="nb-NO"/>
+          <w14:ligatures w14:val="none"/>
+        </w:rPr>
+      </w:pPr>
+    </w:p>
+    <w:p>
+      <w:pPr>
+        <w:widowControl w:val="0"/>
+        <w:autoSpaceDE w:val="0"/>
+        <w:autoSpaceDN w:val="0"/>
+        <w:adjustRightInd w:val="0"/>
+        <w:spacing w:after="0" w:line="240" w:lineRule="auto"/>
+        <w:jc w:val="both"/>
+        <w:rPr>
+          <w:rFonts w:ascii="Garamond" w:eastAsia="Times New Roman" w:hAnsi="Garamond" w:cs="Times New Roman"/>
+          <w:bCs/>
+          <w:color w:val="000000"/>
+          <w:kern w:val="0"/>
+          <w:lang w:val="nb-NO"/>
+          <w14:ligatures w14:val="none"/>
+        </w:rPr>
+      </w:pPr>
+    </w:p>
+    <w:p>
+      <w:pPr>
+        <w:widowControl w:val="0"/>
+        <w:autoSpaceDE w:val="0"/>
+        <w:autoSpaceDN w:val="0"/>
+        <w:adjustRightInd w:val="0"/>
+        <w:spacing w:after="0" w:line="240" w:lineRule="auto"/>
+        <w:jc w:val="both"/>
+        <w:rPr>
+          <w:rFonts w:ascii="Garamond" w:eastAsia="Times New Roman" w:hAnsi="Garamond" w:cs="Times New Roman"/>
+          <w:bCs/>
+          <w:kern w:val="0"/>
+          <w:lang w:val="nb-NO"/>
           <w14:ligatures w14:val="none"/>
         </w:rPr>
       </w:pPr>
